--- a/docx/es/BUFRCREX_TableB_es_31.docx
+++ b/docx/es/BUFRCREX_TableB_es_31.docx
@@ -8,19 +8,33 @@
       </w:pPr>
       <w:r>
         <w:rPr>
-          <w:rFonts w:ascii="Arial" w:hAnsi="Arial"/>
+          <w:rFonts w:ascii="Verdana" w:hAnsi="Verdana"/>
           <w:b/>
           <w:sz w:val="22"/>
         </w:rPr>
-        <w:t>BUFR/CREX Table B — Class 31: Operadores y calificadores de descripción de datos BUFR</w:t>
+        <w:t>Clase 31: Operadores y calificadores de descripción de datos BUFR</w:t>
       </w:r>
     </w:p>
     <w:tbl>
       <w:tblPr>
         <w:tblStyle w:val="TableGrid"/>
         <w:tblW w:type="auto" w:w="0"/>
-        <w:jc w:val="center"/>
+        <w:jc w:val="left"/>
         <w:tblLook w:firstColumn="1" w:firstRow="1" w:lastColumn="0" w:lastRow="0" w:noHBand="0" w:noVBand="1" w:val="04A0"/>
+        <w:tblBorders>
+          <w:top w:val="single" w:sz="4" w:space="0" w:color="595959"/>
+          <w:left w:val="single" w:sz="4" w:space="0" w:color="595959"/>
+          <w:bottom w:val="single" w:sz="4" w:space="0" w:color="595959"/>
+          <w:right w:val="single" w:sz="4" w:space="0" w:color="595959"/>
+          <w:insideH w:val="single" w:sz="4" w:space="0" w:color="595959"/>
+          <w:insideV w:val="single" w:sz="4" w:space="0" w:color="595959"/>
+        </w:tblBorders>
+        <w:tblCellMar>
+          <w:top w:w="85" w:type="dxa"/>
+          <w:left w:w="85" w:type="dxa"/>
+          <w:bottom w:w="85" w:type="dxa"/>
+          <w:right w:w="85" w:type="dxa"/>
+        </w:tblCellMar>
       </w:tblPr>
       <w:tblGrid>
         <w:gridCol w:w="1514"/>
@@ -35,20 +49,20 @@
         <w:gridCol w:w="1514"/>
       </w:tblGrid>
       <w:tr>
+        <w:trPr>
+          <w:tblHeader/>
+        </w:trPr>
         <w:tc>
           <w:tcPr>
             <w:tcW w:type="dxa" w:w="1514"/>
-            <w:shd w:val="clear" w:color="auto" w:fill="D9E2F3"/>
+            <w:shd w:val="clear" w:color="auto" w:fill="D9D9D9"/>
           </w:tcPr>
           <w:p>
-            <w:pPr>
-              <w:jc w:val="center"/>
-            </w:pPr>
             <w:r/>
             <w:r>
               <w:rPr>
-                <w:rFonts w:ascii="Arial" w:hAnsi="Arial"/>
-                <w:b/>
+                <w:rFonts w:ascii="Verdana" w:hAnsi="Verdana"/>
+                <w:b w:val="0"/>
                 <w:sz w:val="16"/>
               </w:rPr>
               <w:t>FXY</w:t>
@@ -58,185 +72,161 @@
         <w:tc>
           <w:tcPr>
             <w:tcW w:type="dxa" w:w="1514"/>
-            <w:shd w:val="clear" w:color="auto" w:fill="D9E2F3"/>
+            <w:shd w:val="clear" w:color="auto" w:fill="D9D9D9"/>
           </w:tcPr>
           <w:p>
-            <w:pPr>
-              <w:jc w:val="center"/>
-            </w:pPr>
             <w:r/>
             <w:r>
               <w:rPr>
-                <w:rFonts w:ascii="Arial" w:hAnsi="Arial"/>
-                <w:b/>
+                <w:rFonts w:ascii="Verdana" w:hAnsi="Verdana"/>
+                <w:b w:val="0"/>
                 <w:sz w:val="16"/>
               </w:rPr>
-              <w:t>ElementName</w:t>
+              <w:t>NOMBRE DEL ELEMENTO</w:t>
             </w:r>
           </w:p>
         </w:tc>
         <w:tc>
           <w:tcPr>
             <w:tcW w:type="dxa" w:w="1514"/>
-            <w:shd w:val="clear" w:color="auto" w:fill="D9E2F3"/>
+            <w:shd w:val="clear" w:color="auto" w:fill="D9D9D9"/>
           </w:tcPr>
           <w:p>
-            <w:pPr>
-              <w:jc w:val="center"/>
-            </w:pPr>
             <w:r/>
             <w:r>
               <w:rPr>
-                <w:rFonts w:ascii="Arial" w:hAnsi="Arial"/>
-                <w:b/>
+                <w:rFonts w:ascii="Verdana" w:hAnsi="Verdana"/>
+                <w:b w:val="0"/>
                 <w:sz w:val="16"/>
               </w:rPr>
-              <w:t>BUFR Unit</w:t>
+              <w:t>UNIDAD BUFR</w:t>
             </w:r>
           </w:p>
         </w:tc>
         <w:tc>
           <w:tcPr>
             <w:tcW w:type="dxa" w:w="1514"/>
-            <w:shd w:val="clear" w:color="auto" w:fill="D9E2F3"/>
+            <w:shd w:val="clear" w:color="auto" w:fill="D9D9D9"/>
           </w:tcPr>
           <w:p>
-            <w:pPr>
-              <w:jc w:val="center"/>
-            </w:pPr>
             <w:r/>
             <w:r>
               <w:rPr>
-                <w:rFonts w:ascii="Arial" w:hAnsi="Arial"/>
-                <w:b/>
+                <w:rFonts w:ascii="Verdana" w:hAnsi="Verdana"/>
+                <w:b w:val="0"/>
                 <w:sz w:val="16"/>
               </w:rPr>
-              <w:t>Scale</w:t>
+              <w:t>ESCALA</w:t>
             </w:r>
           </w:p>
         </w:tc>
         <w:tc>
           <w:tcPr>
             <w:tcW w:type="dxa" w:w="1514"/>
-            <w:shd w:val="clear" w:color="auto" w:fill="D9E2F3"/>
+            <w:shd w:val="clear" w:color="auto" w:fill="D9D9D9"/>
           </w:tcPr>
           <w:p>
-            <w:pPr>
-              <w:jc w:val="center"/>
-            </w:pPr>
             <w:r/>
             <w:r>
               <w:rPr>
-                <w:rFonts w:ascii="Arial" w:hAnsi="Arial"/>
-                <w:b/>
+                <w:rFonts w:ascii="Verdana" w:hAnsi="Verdana"/>
+                <w:b w:val="0"/>
                 <w:sz w:val="16"/>
               </w:rPr>
-              <w:t>Ref Value</w:t>
+              <w:t>VAL. REF.</w:t>
             </w:r>
           </w:p>
         </w:tc>
         <w:tc>
           <w:tcPr>
             <w:tcW w:type="dxa" w:w="1514"/>
-            <w:shd w:val="clear" w:color="auto" w:fill="D9E2F3"/>
+            <w:shd w:val="clear" w:color="auto" w:fill="D9D9D9"/>
           </w:tcPr>
           <w:p>
-            <w:pPr>
-              <w:jc w:val="center"/>
-            </w:pPr>
             <w:r/>
             <w:r>
               <w:rPr>
-                <w:rFonts w:ascii="Arial" w:hAnsi="Arial"/>
-                <w:b/>
+                <w:rFonts w:ascii="Verdana" w:hAnsi="Verdana"/>
+                <w:b w:val="0"/>
                 <w:sz w:val="16"/>
               </w:rPr>
-              <w:t>Bits</w:t>
+              <w:t>BITS</w:t>
             </w:r>
           </w:p>
         </w:tc>
         <w:tc>
           <w:tcPr>
             <w:tcW w:type="dxa" w:w="1514"/>
-            <w:shd w:val="clear" w:color="auto" w:fill="D9E2F3"/>
+            <w:shd w:val="clear" w:color="auto" w:fill="D9D9D9"/>
           </w:tcPr>
           <w:p>
-            <w:pPr>
-              <w:jc w:val="center"/>
-            </w:pPr>
             <w:r/>
             <w:r>
               <w:rPr>
-                <w:rFonts w:ascii="Arial" w:hAnsi="Arial"/>
-                <w:b/>
+                <w:rFonts w:ascii="Verdana" w:hAnsi="Verdana"/>
+                <w:b w:val="0"/>
                 <w:sz w:val="16"/>
               </w:rPr>
-              <w:t>CREX Unit</w:t>
+              <w:t>UNIDAD CREX</w:t>
             </w:r>
           </w:p>
         </w:tc>
         <w:tc>
           <w:tcPr>
             <w:tcW w:type="dxa" w:w="1514"/>
-            <w:shd w:val="clear" w:color="auto" w:fill="D9E2F3"/>
+            <w:shd w:val="clear" w:color="auto" w:fill="D9D9D9"/>
           </w:tcPr>
           <w:p>
-            <w:pPr>
-              <w:jc w:val="center"/>
-            </w:pPr>
             <w:r/>
             <w:r>
               <w:rPr>
-                <w:rFonts w:ascii="Arial" w:hAnsi="Arial"/>
-                <w:b/>
+                <w:rFonts w:ascii="Verdana" w:hAnsi="Verdana"/>
+                <w:b w:val="0"/>
                 <w:sz w:val="16"/>
               </w:rPr>
-              <w:t>Scale</w:t>
+              <w:t>ESCALA</w:t>
             </w:r>
           </w:p>
         </w:tc>
         <w:tc>
           <w:tcPr>
             <w:tcW w:type="dxa" w:w="1514"/>
-            <w:shd w:val="clear" w:color="auto" w:fill="D9E2F3"/>
+            <w:shd w:val="clear" w:color="auto" w:fill="D9D9D9"/>
           </w:tcPr>
           <w:p>
-            <w:pPr>
-              <w:jc w:val="center"/>
-            </w:pPr>
             <w:r/>
             <w:r>
               <w:rPr>
-                <w:rFonts w:ascii="Arial" w:hAnsi="Arial"/>
-                <w:b/>
+                <w:rFonts w:ascii="Verdana" w:hAnsi="Verdana"/>
+                <w:b w:val="0"/>
                 <w:sz w:val="16"/>
               </w:rPr>
-              <w:t>Chars</w:t>
+              <w:t>CAR.</w:t>
             </w:r>
           </w:p>
         </w:tc>
         <w:tc>
           <w:tcPr>
             <w:tcW w:type="dxa" w:w="1514"/>
-            <w:shd w:val="clear" w:color="auto" w:fill="D9E2F3"/>
+            <w:shd w:val="clear" w:color="auto" w:fill="D9D9D9"/>
           </w:tcPr>
           <w:p>
-            <w:pPr>
-              <w:jc w:val="center"/>
-            </w:pPr>
             <w:r/>
             <w:r>
               <w:rPr>
-                <w:rFonts w:ascii="Arial" w:hAnsi="Arial"/>
-                <w:b/>
+                <w:rFonts w:ascii="Verdana" w:hAnsi="Verdana"/>
+                <w:b w:val="0"/>
                 <w:sz w:val="16"/>
               </w:rPr>
-              <w:t>Note</w:t>
+              <w:t>NOTA</w:t>
             </w:r>
           </w:p>
         </w:tc>
       </w:tr>
       <w:tr>
+        <w:trPr>
+          <w:cantSplit/>
+        </w:trPr>
         <w:tc>
           <w:tcPr>
             <w:tcW w:type="dxa" w:w="1514"/>
@@ -245,7 +235,7 @@
             <w:r/>
             <w:r>
               <w:rPr>
-                <w:rFonts w:ascii="Arial" w:hAnsi="Arial"/>
+                <w:rFonts w:ascii="Verdana" w:hAnsi="Verdana"/>
                 <w:b w:val="0"/>
                 <w:sz w:val="16"/>
               </w:rPr>
@@ -261,7 +251,7 @@
             <w:r/>
             <w:r>
               <w:rPr>
-                <w:rFonts w:ascii="Arial" w:hAnsi="Arial"/>
+                <w:rFonts w:ascii="Verdana" w:hAnsi="Verdana"/>
                 <w:b w:val="0"/>
                 <w:sz w:val="16"/>
               </w:rPr>
@@ -277,7 +267,7 @@
             <w:r/>
             <w:r>
               <w:rPr>
-                <w:rFonts w:ascii="Arial" w:hAnsi="Arial"/>
+                <w:rFonts w:ascii="Verdana" w:hAnsi="Verdana"/>
                 <w:b w:val="0"/>
                 <w:sz w:val="16"/>
               </w:rPr>
@@ -293,7 +283,7 @@
             <w:r/>
             <w:r>
               <w:rPr>
-                <w:rFonts w:ascii="Arial" w:hAnsi="Arial"/>
+                <w:rFonts w:ascii="Verdana" w:hAnsi="Verdana"/>
                 <w:b w:val="0"/>
                 <w:sz w:val="16"/>
               </w:rPr>
@@ -309,7 +299,7 @@
             <w:r/>
             <w:r>
               <w:rPr>
-                <w:rFonts w:ascii="Arial" w:hAnsi="Arial"/>
+                <w:rFonts w:ascii="Verdana" w:hAnsi="Verdana"/>
                 <w:b w:val="0"/>
                 <w:sz w:val="16"/>
               </w:rPr>
@@ -325,7 +315,7 @@
             <w:r/>
             <w:r>
               <w:rPr>
-                <w:rFonts w:ascii="Arial" w:hAnsi="Arial"/>
+                <w:rFonts w:ascii="Verdana" w:hAnsi="Verdana"/>
                 <w:b w:val="0"/>
                 <w:sz w:val="16"/>
               </w:rPr>
@@ -341,7 +331,7 @@
             <w:r/>
             <w:r>
               <w:rPr>
-                <w:rFonts w:ascii="Arial" w:hAnsi="Arial"/>
+                <w:rFonts w:ascii="Verdana" w:hAnsi="Verdana"/>
                 <w:b w:val="0"/>
                 <w:sz w:val="16"/>
               </w:rPr>
@@ -356,7 +346,7 @@
             <w:r/>
             <w:r>
               <w:rPr>
-                <w:rFonts w:ascii="Arial" w:hAnsi="Arial"/>
+                <w:rFonts w:ascii="Verdana" w:hAnsi="Verdana"/>
                 <w:b w:val="0"/>
                 <w:sz w:val="16"/>
               </w:rPr>
@@ -371,7 +361,7 @@
             <w:r/>
             <w:r>
               <w:rPr>
-                <w:rFonts w:ascii="Arial" w:hAnsi="Arial"/>
+                <w:rFonts w:ascii="Verdana" w:hAnsi="Verdana"/>
                 <w:b w:val="0"/>
                 <w:sz w:val="16"/>
               </w:rPr>
@@ -386,7 +376,7 @@
             <w:r/>
             <w:r>
               <w:rPr>
-                <w:rFonts w:ascii="Arial" w:hAnsi="Arial"/>
+                <w:rFonts w:ascii="Verdana" w:hAnsi="Verdana"/>
                 <w:b w:val="0"/>
                 <w:sz w:val="16"/>
               </w:rPr>
@@ -395,6 +385,9 @@
         </w:tc>
       </w:tr>
       <w:tr>
+        <w:trPr>
+          <w:cantSplit/>
+        </w:trPr>
         <w:tc>
           <w:tcPr>
             <w:tcW w:type="dxa" w:w="1514"/>
@@ -403,7 +396,7 @@
             <w:r/>
             <w:r>
               <w:rPr>
-                <w:rFonts w:ascii="Arial" w:hAnsi="Arial"/>
+                <w:rFonts w:ascii="Verdana" w:hAnsi="Verdana"/>
                 <w:b w:val="0"/>
                 <w:sz w:val="16"/>
               </w:rPr>
@@ -419,7 +412,7 @@
             <w:r/>
             <w:r>
               <w:rPr>
-                <w:rFonts w:ascii="Arial" w:hAnsi="Arial"/>
+                <w:rFonts w:ascii="Verdana" w:hAnsi="Verdana"/>
                 <w:b w:val="0"/>
                 <w:sz w:val="16"/>
               </w:rPr>
@@ -435,7 +428,7 @@
             <w:r/>
             <w:r>
               <w:rPr>
-                <w:rFonts w:ascii="Arial" w:hAnsi="Arial"/>
+                <w:rFonts w:ascii="Verdana" w:hAnsi="Verdana"/>
                 <w:b w:val="0"/>
                 <w:sz w:val="16"/>
               </w:rPr>
@@ -451,7 +444,7 @@
             <w:r/>
             <w:r>
               <w:rPr>
-                <w:rFonts w:ascii="Arial" w:hAnsi="Arial"/>
+                <w:rFonts w:ascii="Verdana" w:hAnsi="Verdana"/>
                 <w:b w:val="0"/>
                 <w:sz w:val="16"/>
               </w:rPr>
@@ -467,7 +460,7 @@
             <w:r/>
             <w:r>
               <w:rPr>
-                <w:rFonts w:ascii="Arial" w:hAnsi="Arial"/>
+                <w:rFonts w:ascii="Verdana" w:hAnsi="Verdana"/>
                 <w:b w:val="0"/>
                 <w:sz w:val="16"/>
               </w:rPr>
@@ -483,7 +476,7 @@
             <w:r/>
             <w:r>
               <w:rPr>
-                <w:rFonts w:ascii="Arial" w:hAnsi="Arial"/>
+                <w:rFonts w:ascii="Verdana" w:hAnsi="Verdana"/>
                 <w:b w:val="0"/>
                 <w:sz w:val="16"/>
               </w:rPr>
@@ -499,7 +492,7 @@
             <w:r/>
             <w:r>
               <w:rPr>
-                <w:rFonts w:ascii="Arial" w:hAnsi="Arial"/>
+                <w:rFonts w:ascii="Verdana" w:hAnsi="Verdana"/>
                 <w:b w:val="0"/>
                 <w:sz w:val="16"/>
               </w:rPr>
@@ -514,7 +507,7 @@
             <w:r/>
             <w:r>
               <w:rPr>
-                <w:rFonts w:ascii="Arial" w:hAnsi="Arial"/>
+                <w:rFonts w:ascii="Verdana" w:hAnsi="Verdana"/>
                 <w:b w:val="0"/>
                 <w:sz w:val="16"/>
               </w:rPr>
@@ -529,7 +522,7 @@
             <w:r/>
             <w:r>
               <w:rPr>
-                <w:rFonts w:ascii="Arial" w:hAnsi="Arial"/>
+                <w:rFonts w:ascii="Verdana" w:hAnsi="Verdana"/>
                 <w:b w:val="0"/>
                 <w:sz w:val="16"/>
               </w:rPr>
@@ -544,7 +537,7 @@
             <w:r/>
             <w:r>
               <w:rPr>
-                <w:rFonts w:ascii="Arial" w:hAnsi="Arial"/>
+                <w:rFonts w:ascii="Verdana" w:hAnsi="Verdana"/>
                 <w:b w:val="0"/>
                 <w:sz w:val="16"/>
               </w:rPr>
@@ -553,6 +546,9 @@
         </w:tc>
       </w:tr>
       <w:tr>
+        <w:trPr>
+          <w:cantSplit/>
+        </w:trPr>
         <w:tc>
           <w:tcPr>
             <w:tcW w:type="dxa" w:w="1514"/>
@@ -561,7 +557,7 @@
             <w:r/>
             <w:r>
               <w:rPr>
-                <w:rFonts w:ascii="Arial" w:hAnsi="Arial"/>
+                <w:rFonts w:ascii="Verdana" w:hAnsi="Verdana"/>
                 <w:b w:val="0"/>
                 <w:sz w:val="16"/>
               </w:rPr>
@@ -577,7 +573,7 @@
             <w:r/>
             <w:r>
               <w:rPr>
-                <w:rFonts w:ascii="Arial" w:hAnsi="Arial"/>
+                <w:rFonts w:ascii="Verdana" w:hAnsi="Verdana"/>
                 <w:b w:val="0"/>
                 <w:sz w:val="16"/>
               </w:rPr>
@@ -593,7 +589,7 @@
             <w:r/>
             <w:r>
               <w:rPr>
-                <w:rFonts w:ascii="Arial" w:hAnsi="Arial"/>
+                <w:rFonts w:ascii="Verdana" w:hAnsi="Verdana"/>
                 <w:b w:val="0"/>
                 <w:sz w:val="16"/>
               </w:rPr>
@@ -609,7 +605,7 @@
             <w:r/>
             <w:r>
               <w:rPr>
-                <w:rFonts w:ascii="Arial" w:hAnsi="Arial"/>
+                <w:rFonts w:ascii="Verdana" w:hAnsi="Verdana"/>
                 <w:b w:val="0"/>
                 <w:sz w:val="16"/>
               </w:rPr>
@@ -625,7 +621,7 @@
             <w:r/>
             <w:r>
               <w:rPr>
-                <w:rFonts w:ascii="Arial" w:hAnsi="Arial"/>
+                <w:rFonts w:ascii="Verdana" w:hAnsi="Verdana"/>
                 <w:b w:val="0"/>
                 <w:sz w:val="16"/>
               </w:rPr>
@@ -641,7 +637,7 @@
             <w:r/>
             <w:r>
               <w:rPr>
-                <w:rFonts w:ascii="Arial" w:hAnsi="Arial"/>
+                <w:rFonts w:ascii="Verdana" w:hAnsi="Verdana"/>
                 <w:b w:val="0"/>
                 <w:sz w:val="16"/>
               </w:rPr>
@@ -657,7 +653,7 @@
             <w:r/>
             <w:r>
               <w:rPr>
-                <w:rFonts w:ascii="Arial" w:hAnsi="Arial"/>
+                <w:rFonts w:ascii="Verdana" w:hAnsi="Verdana"/>
                 <w:b w:val="0"/>
                 <w:sz w:val="16"/>
               </w:rPr>
@@ -672,7 +668,7 @@
             <w:r/>
             <w:r>
               <w:rPr>
-                <w:rFonts w:ascii="Arial" w:hAnsi="Arial"/>
+                <w:rFonts w:ascii="Verdana" w:hAnsi="Verdana"/>
                 <w:b w:val="0"/>
                 <w:sz w:val="16"/>
               </w:rPr>
@@ -687,7 +683,7 @@
             <w:r/>
             <w:r>
               <w:rPr>
-                <w:rFonts w:ascii="Arial" w:hAnsi="Arial"/>
+                <w:rFonts w:ascii="Verdana" w:hAnsi="Verdana"/>
                 <w:b w:val="0"/>
                 <w:sz w:val="16"/>
               </w:rPr>
@@ -702,7 +698,7 @@
             <w:r/>
             <w:r>
               <w:rPr>
-                <w:rFonts w:ascii="Arial" w:hAnsi="Arial"/>
+                <w:rFonts w:ascii="Verdana" w:hAnsi="Verdana"/>
                 <w:b w:val="0"/>
                 <w:sz w:val="16"/>
               </w:rPr>
@@ -711,6 +707,9 @@
         </w:tc>
       </w:tr>
       <w:tr>
+        <w:trPr>
+          <w:cantSplit/>
+        </w:trPr>
         <w:tc>
           <w:tcPr>
             <w:tcW w:type="dxa" w:w="1514"/>
@@ -719,7 +718,7 @@
             <w:r/>
             <w:r>
               <w:rPr>
-                <w:rFonts w:ascii="Arial" w:hAnsi="Arial"/>
+                <w:rFonts w:ascii="Verdana" w:hAnsi="Verdana"/>
                 <w:b w:val="0"/>
                 <w:sz w:val="16"/>
               </w:rPr>
@@ -735,7 +734,7 @@
             <w:r/>
             <w:r>
               <w:rPr>
-                <w:rFonts w:ascii="Arial" w:hAnsi="Arial"/>
+                <w:rFonts w:ascii="Verdana" w:hAnsi="Verdana"/>
                 <w:b w:val="0"/>
                 <w:sz w:val="16"/>
               </w:rPr>
@@ -751,7 +750,7 @@
             <w:r/>
             <w:r>
               <w:rPr>
-                <w:rFonts w:ascii="Arial" w:hAnsi="Arial"/>
+                <w:rFonts w:ascii="Verdana" w:hAnsi="Verdana"/>
                 <w:b w:val="0"/>
                 <w:sz w:val="16"/>
               </w:rPr>
@@ -767,7 +766,7 @@
             <w:r/>
             <w:r>
               <w:rPr>
-                <w:rFonts w:ascii="Arial" w:hAnsi="Arial"/>
+                <w:rFonts w:ascii="Verdana" w:hAnsi="Verdana"/>
                 <w:b w:val="0"/>
                 <w:sz w:val="16"/>
               </w:rPr>
@@ -783,7 +782,7 @@
             <w:r/>
             <w:r>
               <w:rPr>
-                <w:rFonts w:ascii="Arial" w:hAnsi="Arial"/>
+                <w:rFonts w:ascii="Verdana" w:hAnsi="Verdana"/>
                 <w:b w:val="0"/>
                 <w:sz w:val="16"/>
               </w:rPr>
@@ -799,7 +798,7 @@
             <w:r/>
             <w:r>
               <w:rPr>
-                <w:rFonts w:ascii="Arial" w:hAnsi="Arial"/>
+                <w:rFonts w:ascii="Verdana" w:hAnsi="Verdana"/>
                 <w:b w:val="0"/>
                 <w:sz w:val="16"/>
               </w:rPr>
@@ -815,7 +814,7 @@
             <w:r/>
             <w:r>
               <w:rPr>
-                <w:rFonts w:ascii="Arial" w:hAnsi="Arial"/>
+                <w:rFonts w:ascii="Verdana" w:hAnsi="Verdana"/>
                 <w:b w:val="0"/>
                 <w:sz w:val="16"/>
               </w:rPr>
@@ -830,7 +829,7 @@
             <w:r/>
             <w:r>
               <w:rPr>
-                <w:rFonts w:ascii="Arial" w:hAnsi="Arial"/>
+                <w:rFonts w:ascii="Verdana" w:hAnsi="Verdana"/>
                 <w:b w:val="0"/>
                 <w:sz w:val="16"/>
               </w:rPr>
@@ -845,7 +844,7 @@
             <w:r/>
             <w:r>
               <w:rPr>
-                <w:rFonts w:ascii="Arial" w:hAnsi="Arial"/>
+                <w:rFonts w:ascii="Verdana" w:hAnsi="Verdana"/>
                 <w:b w:val="0"/>
                 <w:sz w:val="16"/>
               </w:rPr>
@@ -860,7 +859,7 @@
             <w:r/>
             <w:r>
               <w:rPr>
-                <w:rFonts w:ascii="Arial" w:hAnsi="Arial"/>
+                <w:rFonts w:ascii="Verdana" w:hAnsi="Verdana"/>
                 <w:b w:val="0"/>
                 <w:sz w:val="16"/>
               </w:rPr>
@@ -870,6 +869,9 @@
         </w:tc>
       </w:tr>
       <w:tr>
+        <w:trPr>
+          <w:cantSplit/>
+        </w:trPr>
         <w:tc>
           <w:tcPr>
             <w:tcW w:type="dxa" w:w="1514"/>
@@ -878,7 +880,7 @@
             <w:r/>
             <w:r>
               <w:rPr>
-                <w:rFonts w:ascii="Arial" w:hAnsi="Arial"/>
+                <w:rFonts w:ascii="Verdana" w:hAnsi="Verdana"/>
                 <w:b w:val="0"/>
                 <w:sz w:val="16"/>
               </w:rPr>
@@ -894,7 +896,7 @@
             <w:r/>
             <w:r>
               <w:rPr>
-                <w:rFonts w:ascii="Arial" w:hAnsi="Arial"/>
+                <w:rFonts w:ascii="Verdana" w:hAnsi="Verdana"/>
                 <w:b w:val="0"/>
                 <w:sz w:val="16"/>
               </w:rPr>
@@ -910,7 +912,7 @@
             <w:r/>
             <w:r>
               <w:rPr>
-                <w:rFonts w:ascii="Arial" w:hAnsi="Arial"/>
+                <w:rFonts w:ascii="Verdana" w:hAnsi="Verdana"/>
                 <w:b w:val="0"/>
                 <w:sz w:val="16"/>
               </w:rPr>
@@ -926,7 +928,7 @@
             <w:r/>
             <w:r>
               <w:rPr>
-                <w:rFonts w:ascii="Arial" w:hAnsi="Arial"/>
+                <w:rFonts w:ascii="Verdana" w:hAnsi="Verdana"/>
                 <w:b w:val="0"/>
                 <w:sz w:val="16"/>
               </w:rPr>
@@ -942,7 +944,7 @@
             <w:r/>
             <w:r>
               <w:rPr>
-                <w:rFonts w:ascii="Arial" w:hAnsi="Arial"/>
+                <w:rFonts w:ascii="Verdana" w:hAnsi="Verdana"/>
                 <w:b w:val="0"/>
                 <w:sz w:val="16"/>
               </w:rPr>
@@ -958,7 +960,7 @@
             <w:r/>
             <w:r>
               <w:rPr>
-                <w:rFonts w:ascii="Arial" w:hAnsi="Arial"/>
+                <w:rFonts w:ascii="Verdana" w:hAnsi="Verdana"/>
                 <w:b w:val="0"/>
                 <w:sz w:val="16"/>
               </w:rPr>
@@ -974,7 +976,7 @@
             <w:r/>
             <w:r>
               <w:rPr>
-                <w:rFonts w:ascii="Arial" w:hAnsi="Arial"/>
+                <w:rFonts w:ascii="Verdana" w:hAnsi="Verdana"/>
                 <w:b w:val="0"/>
                 <w:sz w:val="16"/>
               </w:rPr>
@@ -989,7 +991,7 @@
             <w:r/>
             <w:r>
               <w:rPr>
-                <w:rFonts w:ascii="Arial" w:hAnsi="Arial"/>
+                <w:rFonts w:ascii="Verdana" w:hAnsi="Verdana"/>
                 <w:b w:val="0"/>
                 <w:sz w:val="16"/>
               </w:rPr>
@@ -1004,7 +1006,7 @@
             <w:r/>
             <w:r>
               <w:rPr>
-                <w:rFonts w:ascii="Arial" w:hAnsi="Arial"/>
+                <w:rFonts w:ascii="Verdana" w:hAnsi="Verdana"/>
                 <w:b w:val="0"/>
                 <w:sz w:val="16"/>
               </w:rPr>
@@ -1019,7 +1021,7 @@
             <w:r/>
             <w:r>
               <w:rPr>
-                <w:rFonts w:ascii="Arial" w:hAnsi="Arial"/>
+                <w:rFonts w:ascii="Verdana" w:hAnsi="Verdana"/>
                 <w:b w:val="0"/>
                 <w:sz w:val="16"/>
               </w:rPr>
@@ -1028,6 +1030,9 @@
         </w:tc>
       </w:tr>
       <w:tr>
+        <w:trPr>
+          <w:cantSplit/>
+        </w:trPr>
         <w:tc>
           <w:tcPr>
             <w:tcW w:type="dxa" w:w="1514"/>
@@ -1036,7 +1041,7 @@
             <w:r/>
             <w:r>
               <w:rPr>
-                <w:rFonts w:ascii="Arial" w:hAnsi="Arial"/>
+                <w:rFonts w:ascii="Verdana" w:hAnsi="Verdana"/>
                 <w:b w:val="0"/>
                 <w:sz w:val="16"/>
               </w:rPr>
@@ -1052,7 +1057,7 @@
             <w:r/>
             <w:r>
               <w:rPr>
-                <w:rFonts w:ascii="Arial" w:hAnsi="Arial"/>
+                <w:rFonts w:ascii="Verdana" w:hAnsi="Verdana"/>
                 <w:b w:val="0"/>
                 <w:sz w:val="16"/>
               </w:rPr>
@@ -1068,7 +1073,7 @@
             <w:r/>
             <w:r>
               <w:rPr>
-                <w:rFonts w:ascii="Arial" w:hAnsi="Arial"/>
+                <w:rFonts w:ascii="Verdana" w:hAnsi="Verdana"/>
                 <w:b w:val="0"/>
                 <w:sz w:val="16"/>
               </w:rPr>
@@ -1084,7 +1089,7 @@
             <w:r/>
             <w:r>
               <w:rPr>
-                <w:rFonts w:ascii="Arial" w:hAnsi="Arial"/>
+                <w:rFonts w:ascii="Verdana" w:hAnsi="Verdana"/>
                 <w:b w:val="0"/>
                 <w:sz w:val="16"/>
               </w:rPr>
@@ -1100,7 +1105,7 @@
             <w:r/>
             <w:r>
               <w:rPr>
-                <w:rFonts w:ascii="Arial" w:hAnsi="Arial"/>
+                <w:rFonts w:ascii="Verdana" w:hAnsi="Verdana"/>
                 <w:b w:val="0"/>
                 <w:sz w:val="16"/>
               </w:rPr>
@@ -1116,7 +1121,7 @@
             <w:r/>
             <w:r>
               <w:rPr>
-                <w:rFonts w:ascii="Arial" w:hAnsi="Arial"/>
+                <w:rFonts w:ascii="Verdana" w:hAnsi="Verdana"/>
                 <w:b w:val="0"/>
                 <w:sz w:val="16"/>
               </w:rPr>
@@ -1132,7 +1137,7 @@
             <w:r/>
             <w:r>
               <w:rPr>
-                <w:rFonts w:ascii="Arial" w:hAnsi="Arial"/>
+                <w:rFonts w:ascii="Verdana" w:hAnsi="Verdana"/>
                 <w:b w:val="0"/>
                 <w:sz w:val="16"/>
               </w:rPr>
@@ -1147,7 +1152,7 @@
             <w:r/>
             <w:r>
               <w:rPr>
-                <w:rFonts w:ascii="Arial" w:hAnsi="Arial"/>
+                <w:rFonts w:ascii="Verdana" w:hAnsi="Verdana"/>
                 <w:b w:val="0"/>
                 <w:sz w:val="16"/>
               </w:rPr>
@@ -1162,7 +1167,7 @@
             <w:r/>
             <w:r>
               <w:rPr>
-                <w:rFonts w:ascii="Arial" w:hAnsi="Arial"/>
+                <w:rFonts w:ascii="Verdana" w:hAnsi="Verdana"/>
                 <w:b w:val="0"/>
                 <w:sz w:val="16"/>
               </w:rPr>
@@ -1177,7 +1182,7 @@
             <w:r/>
             <w:r>
               <w:rPr>
-                <w:rFonts w:ascii="Arial" w:hAnsi="Arial"/>
+                <w:rFonts w:ascii="Verdana" w:hAnsi="Verdana"/>
                 <w:b w:val="0"/>
                 <w:sz w:val="16"/>
               </w:rPr>
@@ -1186,6 +1191,9 @@
         </w:tc>
       </w:tr>
       <w:tr>
+        <w:trPr>
+          <w:cantSplit/>
+        </w:trPr>
         <w:tc>
           <w:tcPr>
             <w:tcW w:type="dxa" w:w="1514"/>
@@ -1194,7 +1202,7 @@
             <w:r/>
             <w:r>
               <w:rPr>
-                <w:rFonts w:ascii="Arial" w:hAnsi="Arial"/>
+                <w:rFonts w:ascii="Verdana" w:hAnsi="Verdana"/>
                 <w:b w:val="0"/>
                 <w:sz w:val="16"/>
               </w:rPr>
@@ -1210,7 +1218,7 @@
             <w:r/>
             <w:r>
               <w:rPr>
-                <w:rFonts w:ascii="Arial" w:hAnsi="Arial"/>
+                <w:rFonts w:ascii="Verdana" w:hAnsi="Verdana"/>
                 <w:b w:val="0"/>
                 <w:sz w:val="16"/>
               </w:rPr>
@@ -1226,7 +1234,7 @@
             <w:r/>
             <w:r>
               <w:rPr>
-                <w:rFonts w:ascii="Arial" w:hAnsi="Arial"/>
+                <w:rFonts w:ascii="Verdana" w:hAnsi="Verdana"/>
                 <w:b w:val="0"/>
                 <w:sz w:val="16"/>
               </w:rPr>
@@ -1242,7 +1250,7 @@
             <w:r/>
             <w:r>
               <w:rPr>
-                <w:rFonts w:ascii="Arial" w:hAnsi="Arial"/>
+                <w:rFonts w:ascii="Verdana" w:hAnsi="Verdana"/>
                 <w:b w:val="0"/>
                 <w:sz w:val="16"/>
               </w:rPr>
@@ -1258,7 +1266,7 @@
             <w:r/>
             <w:r>
               <w:rPr>
-                <w:rFonts w:ascii="Arial" w:hAnsi="Arial"/>
+                <w:rFonts w:ascii="Verdana" w:hAnsi="Verdana"/>
                 <w:b w:val="0"/>
                 <w:sz w:val="16"/>
               </w:rPr>
@@ -1274,7 +1282,7 @@
             <w:r/>
             <w:r>
               <w:rPr>
-                <w:rFonts w:ascii="Arial" w:hAnsi="Arial"/>
+                <w:rFonts w:ascii="Verdana" w:hAnsi="Verdana"/>
                 <w:b w:val="0"/>
                 <w:sz w:val="16"/>
               </w:rPr>
@@ -1290,7 +1298,7 @@
             <w:r/>
             <w:r>
               <w:rPr>
-                <w:rFonts w:ascii="Arial" w:hAnsi="Arial"/>
+                <w:rFonts w:ascii="Verdana" w:hAnsi="Verdana"/>
                 <w:b w:val="0"/>
                 <w:sz w:val="16"/>
               </w:rPr>
@@ -1305,7 +1313,7 @@
             <w:r/>
             <w:r>
               <w:rPr>
-                <w:rFonts w:ascii="Arial" w:hAnsi="Arial"/>
+                <w:rFonts w:ascii="Verdana" w:hAnsi="Verdana"/>
                 <w:b w:val="0"/>
                 <w:sz w:val="16"/>
               </w:rPr>
@@ -1320,7 +1328,7 @@
             <w:r/>
             <w:r>
               <w:rPr>
-                <w:rFonts w:ascii="Arial" w:hAnsi="Arial"/>
+                <w:rFonts w:ascii="Verdana" w:hAnsi="Verdana"/>
                 <w:b w:val="0"/>
                 <w:sz w:val="16"/>
               </w:rPr>
@@ -1335,11 +1343,11 @@
             <w:r/>
             <w:r>
               <w:rPr>
-                <w:rFonts w:ascii="Arial" w:hAnsi="Arial"/>
+                <w:rFonts w:ascii="Verdana" w:hAnsi="Verdana"/>
                 <w:b w:val="0"/>
                 <w:sz w:val="16"/>
               </w:rPr>
-              <w:t>Note 59: En caso necesario se agregarán nuevos nombres locales para las tormentas de distintas intensidades. | Note 113: Pueden desarrollarse otras aplicaciones del indicador de datos presentes. I.2 – BUFR/CREX Tabla B/31 – 1</w:t>
+              <w:t>Note 59: La identificación de hora se refiere al comienzo del mes para el que se notifican valores mensuales medios. | Note 113: Pueden desarrollarse otras aplicaciones del indicador de datos presentes. I.2 – BUFR/CREX Tabla B/31 – 1</w:t>
             </w:r>
           </w:p>
         </w:tc>

--- a/docx/es/BUFRCREX_TableB_es_31.docx
+++ b/docx/es/BUFRCREX_TableB_es_31.docx
@@ -239,7 +239,7 @@
                 <w:b w:val="0"/>
                 <w:sz w:val="16"/>
               </w:rPr>
-              <w:t>031000</w:t>
+              <w:t>0 31 000</w:t>
             </w:r>
           </w:p>
         </w:tc>
@@ -400,7 +400,7 @@
                 <w:b w:val="0"/>
                 <w:sz w:val="16"/>
               </w:rPr>
-              <w:t>031001</w:t>
+              <w:t>0 31 001</w:t>
             </w:r>
           </w:p>
         </w:tc>
@@ -561,7 +561,7 @@
                 <w:b w:val="0"/>
                 <w:sz w:val="16"/>
               </w:rPr>
-              <w:t>031002</w:t>
+              <w:t>0 31 002</w:t>
             </w:r>
           </w:p>
         </w:tc>
@@ -722,7 +722,7 @@
                 <w:b w:val="0"/>
                 <w:sz w:val="16"/>
               </w:rPr>
-              <w:t>031011</w:t>
+              <w:t>0 31 011</w:t>
             </w:r>
           </w:p>
         </w:tc>
@@ -884,7 +884,7 @@
                 <w:b w:val="0"/>
                 <w:sz w:val="16"/>
               </w:rPr>
-              <w:t>031012</w:t>
+              <w:t>0 31 012</w:t>
             </w:r>
           </w:p>
         </w:tc>
@@ -1045,7 +1045,7 @@
                 <w:b w:val="0"/>
                 <w:sz w:val="16"/>
               </w:rPr>
-              <w:t>031021</w:t>
+              <w:t>0 31 021</w:t>
             </w:r>
           </w:p>
         </w:tc>
@@ -1206,7 +1206,7 @@
                 <w:b w:val="0"/>
                 <w:sz w:val="16"/>
               </w:rPr>
-              <w:t>031031</w:t>
+              <w:t>0 31 031</w:t>
             </w:r>
           </w:p>
         </w:tc>

--- a/docx/es/BUFRCREX_TableB_es_31.docx
+++ b/docx/es/BUFRCREX_TableB_es_31.docx
@@ -12,7 +12,377 @@
           <w:b/>
           <w:sz w:val="22"/>
         </w:rPr>
-        <w:t>Clase 31: Operadores y calificadores de descripción de datos BUFR</w:t>
+        <w:t>Clase 31: Operadores y calificadores de descripción de datos</w:t>
+      </w:r>
+    </w:p>
+    <w:p>
+      <w:r>
+        <w:rPr>
+          <w:rFonts w:ascii="Verdana" w:hAnsi="Verdana"/>
+          <w:i/>
+          <w:sz w:val="14"/>
+        </w:rPr>
+        <w:t>Note 23: El valor –0,1 kg m–2 antes de la aplicación del factor de escala (–1 después de su aplicación o en la clave CREX) indicará “trazas” (no mensurable, menos de 0,05 kg m–2).</w:t>
+      </w:r>
+    </w:p>
+    <w:p>
+      <w:r>
+        <w:rPr>
+          <w:rFonts w:ascii="Verdana" w:hAnsi="Verdana"/>
+          <w:i/>
+          <w:sz w:val="14"/>
+        </w:rPr>
+        <w:t>Note 25: Una significación definida anteriormente puede anularse transmitiendo un “valor faltante” a partir de la tabla de cifrado o de banderines apropiada.</w:t>
+      </w:r>
+    </w:p>
+    <w:p>
+      <w:r>
+        <w:rPr>
+          <w:rFonts w:ascii="Verdana" w:hAnsi="Verdana"/>
+          <w:i/>
+          <w:sz w:val="14"/>
+        </w:rPr>
+        <w:t>Note 27: Todas las horas están expresadas en Tiempo Universal Coordinado (UTC), a menos que se indique lo contrario. I.2 – BUFR/CREX Tabla B/04 – 3</w:t>
+      </w:r>
+    </w:p>
+    <w:p>
+      <w:r>
+        <w:rPr>
+          <w:rFonts w:ascii="Verdana" w:hAnsi="Verdana"/>
+          <w:i/>
+          <w:sz w:val="14"/>
+        </w:rPr>
+        <w:t>Note 32: Solo se indicará el rumbo o azimut en relación con la localización comunicada que no volverá a especificarse.</w:t>
+      </w:r>
+    </w:p>
+    <w:p>
+      <w:r>
+        <w:rPr>
+          <w:rFonts w:ascii="Verdana" w:hAnsi="Verdana"/>
+          <w:i/>
+          <w:sz w:val="14"/>
+        </w:rPr>
+        <w:t>Note 62: Tan solo se indicará la distancia en relación con la localización comunicada y el rumbo, azimut o elevación y no se volverá a especificar esta localización.</w:t>
+      </w:r>
+    </w:p>
+    <w:p>
+      <w:r>
+        <w:rPr>
+          <w:rFonts w:ascii="Verdana" w:hAnsi="Verdana"/>
+          <w:i/>
+          <w:sz w:val="14"/>
+        </w:rPr>
+        <w:t>Note 63: Se asignarán valores positivos a la radiación descendente.</w:t>
+      </w:r>
+    </w:p>
+    <w:p>
+      <w:r>
+        <w:rPr>
+          <w:rFonts w:ascii="Verdana" w:hAnsi="Verdana"/>
+          <w:i/>
+          <w:sz w:val="14"/>
+        </w:rPr>
+        <w:t>Note 64: Se asignarán valores positivos a los componentes descendentes w cuando las unidades sean Pa s –1.</w:t>
+      </w:r>
+    </w:p>
+    <w:p>
+      <w:r>
+        <w:rPr>
+          <w:rFonts w:ascii="Verdana" w:hAnsi="Verdana"/>
+          <w:i/>
+          <w:sz w:val="14"/>
+        </w:rPr>
+        <w:t>Note 66: Se asignarán valores negativos a los incrementos este-oeste.</w:t>
+      </w:r>
+    </w:p>
+    <w:p>
+      <w:r>
+        <w:rPr>
+          <w:rFonts w:ascii="Verdana" w:hAnsi="Verdana"/>
+          <w:i/>
+          <w:sz w:val="14"/>
+        </w:rPr>
+        <w:t>Note 75: Para los descriptores CREX F = B, no 0.</w:t>
+      </w:r>
+    </w:p>
+    <w:p>
+      <w:r>
+        <w:rPr>
+          <w:rFonts w:ascii="Verdana" w:hAnsi="Verdana"/>
+          <w:i/>
+          <w:sz w:val="14"/>
+        </w:rPr>
+        <w:t>Note 92: Para distinguir claramente los casos de datos faltantes y de píxeles saturados, los datos de imagen de n bits deberían cifrarse utilizando una anchura de datos de n + 1. Si tal descriptor no está disponible ya en la Clase 30, debería utilizarse un descriptor de operación 2 01 YYY para modificar la anchura de datos de la entrada existente, si fuese necesario. I.2 – BUFR/CREX Tabla B/30 – 1</w:t>
+      </w:r>
+    </w:p>
+    <w:p>
+      <w:r>
+        <w:rPr>
+          <w:rFonts w:ascii="Verdana" w:hAnsi="Verdana"/>
+          <w:i/>
+          <w:sz w:val="14"/>
+        </w:rPr>
+        <w:t>Note 105: Para indicar períodos de tiempo o desplazamientos que preceden al tiempo definido actualmente se emplearán períodos de tiempo negativos o desplazamientos.</w:t>
+      </w:r>
+    </w:p>
+    <w:p>
+      <w:r>
+        <w:rPr>
+          <w:rFonts w:ascii="Verdana" w:hAnsi="Verdana"/>
+          <w:i/>
+          <w:sz w:val="14"/>
+        </w:rPr>
+        <w:t>Note 110: Se asignarán valores negativos a los incrementos norte-sur.</w:t>
+      </w:r>
+    </w:p>
+    <w:p>
+      <w:r>
+        <w:rPr>
+          <w:rFonts w:ascii="Verdana" w:hAnsi="Verdana"/>
+          <w:i/>
+          <w:sz w:val="14"/>
+        </w:rPr>
+        <w:t>Note 115: La anchura de datos de los píxeles puede cambiarse mediante el descriptor 2 01 YYY.</w:t>
+      </w:r>
+    </w:p>
+    <w:p>
+      <w:r>
+        <w:rPr>
+          <w:rFonts w:ascii="Verdana" w:hAnsi="Verdana"/>
+          <w:i/>
+          <w:sz w:val="14"/>
+        </w:rPr>
+        <w:t>Note 121: En relación con determinados elementos de esta clase, pueden consignarse algunas indicaciones sobre la precisión prevista.</w:t>
+      </w:r>
+    </w:p>
+    <w:p>
+      <w:r>
+        <w:rPr>
+          <w:rFonts w:ascii="Verdana" w:hAnsi="Verdana"/>
+          <w:i/>
+          <w:sz w:val="14"/>
+        </w:rPr>
+        <w:t>Note 122: Se asignarán valores negativos a la latitud sur.</w:t>
+      </w:r>
+    </w:p>
+    <w:p>
+      <w:r>
+        <w:rPr>
+          <w:rFonts w:ascii="Verdana" w:hAnsi="Verdana"/>
+          <w:i/>
+          <w:sz w:val="14"/>
+        </w:rPr>
+        <w:t>Note 123: Se asignarán valores positivos a los componentes v en sentido sur–norte.</w:t>
+      </w:r>
+    </w:p>
+    <w:p>
+      <w:r>
+        <w:rPr>
+          <w:rFonts w:ascii="Verdana" w:hAnsi="Verdana"/>
+          <w:i/>
+          <w:sz w:val="14"/>
+        </w:rPr>
+        <w:t>Note 126: Los informes sobre la dirección del viento de superficie resultantes de mediciones dentro del 1° del Polo Norte o del Polo Sur se notificarán de manera que el cero de su acimut esté alineado, coincidiendo con los 0° del meridiano de Greenwich. I.2 – BUFR/CREX Tabla B/11 – 6</w:t>
+      </w:r>
+    </w:p>
+    <w:p>
+      <w:r>
+        <w:rPr>
+          <w:rFonts w:ascii="Verdana" w:hAnsi="Verdana"/>
+          <w:i/>
+          <w:sz w:val="14"/>
+        </w:rPr>
+        <w:t>Note 140: El tamaño del píxel en la horizontal – 1 está dado por la posición donde el factor de escala del mapa es igual a la unidad.</w:t>
+      </w:r>
+    </w:p>
+    <w:p>
+      <w:r>
+        <w:rPr>
+          <w:rFonts w:ascii="Verdana" w:hAnsi="Verdana"/>
+          <w:i/>
+          <w:sz w:val="14"/>
+        </w:rPr>
+        <w:t>Note 141: El tamaño del píxel en la horizontal – 2 está dado por la posición donde el factor de escala del mapa es igual a la unidad.</w:t>
+      </w:r>
+    </w:p>
+    <w:p>
+      <w:r>
+        <w:rPr>
+          <w:rFonts w:ascii="Verdana" w:hAnsi="Verdana"/>
+          <w:i/>
+          <w:sz w:val="14"/>
+        </w:rPr>
+        <w:t>Note 145: La significación de los períodos o desplazamientos de tiempo se puede indicar utilizando la clave de significación del tiempo correspondiente a la referencia de tabla 0 08 021.</w:t>
+      </w:r>
+    </w:p>
+    <w:p>
+      <w:r>
+        <w:rPr>
+          <w:rFonts w:ascii="Verdana" w:hAnsi="Verdana"/>
+          <w:i/>
+          <w:sz w:val="14"/>
+        </w:rPr>
+        <w:t>Note 149: La localización del tiempo, cuando se utiliza con valores de predicción, indicará la hora del estado inicial de la predicción o el comienzo del período de predicción; cuando se utilice con promedios de conjunto de valores de predicción, la localización del tiempo indicará el estado inicial o el comienzo de la primera predicción de las que se obtienen los valores medios de conjunto</w:t>
+      </w:r>
+    </w:p>
+    <w:p>
+      <w:r>
+        <w:rPr>
+          <w:rFonts w:ascii="Verdana" w:hAnsi="Verdana"/>
+          <w:i/>
+          <w:sz w:val="14"/>
+        </w:rPr>
+        <w:t>Note 155: Esta clase también puede contener elementos relativos a los procedimientos de observación.</w:t>
+      </w:r>
+    </w:p>
+    <w:p>
+      <w:r>
+        <w:rPr>
+          <w:rFonts w:ascii="Verdana" w:hAnsi="Verdana"/>
+          <w:i/>
+          <w:sz w:val="14"/>
+        </w:rPr>
+        <w:t>Note 156: Esta clase incluirá elementos que describen los instrumentos que se utilizan para obtener los elementos meteorológicos transmitidos.</w:t>
+      </w:r>
+    </w:p>
+    <w:p>
+      <w:r>
+        <w:rPr>
+          <w:rFonts w:ascii="Verdana" w:hAnsi="Verdana"/>
+          <w:i/>
+          <w:sz w:val="14"/>
+        </w:rPr>
+        <w:t>Note 158: Respecto a los períodos o desplazamientos de tiempo, e incrementos de tiempo, será necesario determinar la localización inicial del tiempo antes de utilizarlos, y a continuación, según corresponda, se indicará la definición y significación del tiempo.</w:t>
+      </w:r>
+    </w:p>
+    <w:p>
+      <w:r>
+        <w:rPr>
+          <w:rFonts w:ascii="Verdana" w:hAnsi="Verdana"/>
+          <w:i/>
+          <w:sz w:val="14"/>
+        </w:rPr>
+        <w:t>Note 160: Se asignarán valores negativos a la radiación ascendente.</w:t>
+      </w:r>
+    </w:p>
+    <w:p>
+      <w:r>
+        <w:rPr>
+          <w:rFonts w:ascii="Verdana" w:hAnsi="Verdana"/>
+          <w:i/>
+          <w:sz w:val="14"/>
+        </w:rPr>
+        <w:t>Note 161: Se asignarán valores positivos a los componentes ascendentes w cuando las unidades sean m s–1.</w:t>
+      </w:r>
+    </w:p>
+    <w:p>
+      <w:r>
+        <w:rPr>
+          <w:rFonts w:ascii="Verdana" w:hAnsi="Verdana"/>
+          <w:i/>
+          <w:sz w:val="14"/>
+        </w:rPr>
+        <w:t>Note 162: Intervalos útiles utilizados: de 1011 Bq a 1019 Bq para emisiones; de 10–2 Bq a 107 Bq y de 10–2 mSv a 107 mSv para concentraciones y dosis.</w:t>
+      </w:r>
+    </w:p>
+    <w:p>
+      <w:r>
+        <w:rPr>
+          <w:rFonts w:ascii="Verdana" w:hAnsi="Verdana"/>
+          <w:i/>
+          <w:sz w:val="14"/>
+        </w:rPr>
+        <w:t>Note 163: Los valores de la latitud y de los incrementos de latitud quedan comprendidos entre –90 grados y +90 grados.</w:t>
+      </w:r>
+    </w:p>
+    <w:p>
+      <w:r>
+        <w:rPr>
+          <w:rFonts w:ascii="Verdana" w:hAnsi="Verdana"/>
+          <w:i/>
+          <w:sz w:val="14"/>
+        </w:rPr>
+        <w:t>Note 164: Los valores de longitud quedarán comprendidos entre –180 grados y +180 grados.</w:t>
+      </w:r>
+    </w:p>
+    <w:p>
+      <w:r>
+        <w:rPr>
+          <w:rFonts w:ascii="Verdana" w:hAnsi="Verdana"/>
+          <w:i/>
+          <w:sz w:val="14"/>
+        </w:rPr>
+        <w:t>Note 165: Se indicarán los elementos verticales y la presión para determinar los valores de estos elementos con independencia del elemento o variable que indique la coordenada vertical.</w:t>
+      </w:r>
+    </w:p>
+    <w:p>
+      <w:r>
+        <w:rPr>
+          <w:rFonts w:ascii="Verdana" w:hAnsi="Verdana"/>
+          <w:i/>
+          <w:sz w:val="14"/>
+        </w:rPr>
+        <w:t>Note 166: Se asignarán valores negativos a la longitud oeste.</w:t>
+      </w:r>
+    </w:p>
+    <w:p>
+      <w:r>
+        <w:rPr>
+          <w:rFonts w:ascii="Verdana" w:hAnsi="Verdana"/>
+          <w:i/>
+          <w:sz w:val="14"/>
+        </w:rPr>
+        <w:t>Note 167: Se asignarán valores positivos a los componentes u en sentido oeste–este.</w:t>
+      </w:r>
+    </w:p>
+    <w:p>
+      <w:r>
+        <w:rPr>
+          <w:rFonts w:ascii="Verdana" w:hAnsi="Verdana"/>
+          <w:i/>
+          <w:sz w:val="14"/>
+        </w:rPr>
+        <w:t>Note 176: Cuando sea necesario indicar más de un período o desplazamiento de tiempo para hacer indicaciones de tiempo complejas se definirán en sucesión inmediata en el siguiente orden: período conjunto (según corresponda), seguido por el período de predicción (según corresponda), seguido por el período de promedio o acumulación (según corresponda).</w:t>
+      </w:r>
+    </w:p>
+    <w:p>
+      <w:r>
+        <w:rPr>
+          <w:rFonts w:ascii="Verdana" w:hAnsi="Verdana"/>
+          <w:i/>
+          <w:sz w:val="14"/>
+        </w:rPr>
+        <w:t>Note 178: Cuando se indique la expresión “período determinado” en la columna “nombre del elemento”, deberá indicarse el período correspondiente, utilizando referencias de la Clase 04.</w:t>
+      </w:r>
+    </w:p>
+    <w:p>
+      <w:r>
+        <w:rPr>
+          <w:rFonts w:ascii="Verdana" w:hAnsi="Verdana"/>
+          <w:i/>
+          <w:sz w:val="14"/>
+        </w:rPr>
+        <w:t>Note 179: Cuando se acumulen o promedien los valores (por ejemplo en relación con un determinado período de tiempo), el número total de valores de los que se obtienen los valores acumulados o promediados podrán representarse utilizando la referencia 0 08 022.</w:t>
+      </w:r>
+    </w:p>
+    <w:p>
+      <w:r>
+        <w:rPr>
+          <w:rFonts w:ascii="Verdana" w:hAnsi="Verdana"/>
+          <w:i/>
+          <w:sz w:val="14"/>
+        </w:rPr>
+        <w:t>Note 180: Normas para la información sobre vientos: Velocidad Dirección Valor faltante Valor faltante Calma 0 0 Observación normal &gt;0 1°–360° Velocidad solamente &gt;0 Valor faltante Dirección solamente Valor faltante 1°–360° “Ligero y variable” &gt;0 0 No hay observaciones</w:t>
+      </w:r>
+    </w:p>
+    <w:p>
+      <w:r>
+        <w:rPr>
+          <w:rFonts w:ascii="Verdana" w:hAnsi="Verdana"/>
+          <w:i/>
+          <w:sz w:val="14"/>
+        </w:rPr>
+        <w:t>Note 181: Normas de notificación sobre mar de viento y olas: Observación Velocidad Dirección Ninguna observación faltante faltante Calma 0 0 Observación normal &gt;0 1–360 Velocidad únicamente &gt;0 faltante Dirección únicamente faltante 1–360 &gt;0 0 “Ligero y variable”</w:t>
       </w:r>
     </w:p>
     <w:tbl>
@@ -58,6 +428,9 @@
             <w:shd w:val="clear" w:color="auto" w:fill="D9D9D9"/>
           </w:tcPr>
           <w:p>
+            <w:pPr>
+              <w:spacing w:before="20" w:after="20"/>
+            </w:pPr>
             <w:r/>
             <w:r>
               <w:rPr>
@@ -75,6 +448,9 @@
             <w:shd w:val="clear" w:color="auto" w:fill="D9D9D9"/>
           </w:tcPr>
           <w:p>
+            <w:pPr>
+              <w:spacing w:before="20" w:after="20"/>
+            </w:pPr>
             <w:r/>
             <w:r>
               <w:rPr>
@@ -92,6 +468,9 @@
             <w:shd w:val="clear" w:color="auto" w:fill="D9D9D9"/>
           </w:tcPr>
           <w:p>
+            <w:pPr>
+              <w:spacing w:before="20" w:after="20"/>
+            </w:pPr>
             <w:r/>
             <w:r>
               <w:rPr>
@@ -109,6 +488,9 @@
             <w:shd w:val="clear" w:color="auto" w:fill="D9D9D9"/>
           </w:tcPr>
           <w:p>
+            <w:pPr>
+              <w:spacing w:before="20" w:after="20"/>
+            </w:pPr>
             <w:r/>
             <w:r>
               <w:rPr>
@@ -126,6 +508,9 @@
             <w:shd w:val="clear" w:color="auto" w:fill="D9D9D9"/>
           </w:tcPr>
           <w:p>
+            <w:pPr>
+              <w:spacing w:before="20" w:after="20"/>
+            </w:pPr>
             <w:r/>
             <w:r>
               <w:rPr>
@@ -143,6 +528,9 @@
             <w:shd w:val="clear" w:color="auto" w:fill="D9D9D9"/>
           </w:tcPr>
           <w:p>
+            <w:pPr>
+              <w:spacing w:before="20" w:after="20"/>
+            </w:pPr>
             <w:r/>
             <w:r>
               <w:rPr>
@@ -160,6 +548,9 @@
             <w:shd w:val="clear" w:color="auto" w:fill="D9D9D9"/>
           </w:tcPr>
           <w:p>
+            <w:pPr>
+              <w:spacing w:before="20" w:after="20"/>
+            </w:pPr>
             <w:r/>
             <w:r>
               <w:rPr>
@@ -177,6 +568,9 @@
             <w:shd w:val="clear" w:color="auto" w:fill="D9D9D9"/>
           </w:tcPr>
           <w:p>
+            <w:pPr>
+              <w:spacing w:before="20" w:after="20"/>
+            </w:pPr>
             <w:r/>
             <w:r>
               <w:rPr>
@@ -194,6 +588,9 @@
             <w:shd w:val="clear" w:color="auto" w:fill="D9D9D9"/>
           </w:tcPr>
           <w:p>
+            <w:pPr>
+              <w:spacing w:before="20" w:after="20"/>
+            </w:pPr>
             <w:r/>
             <w:r>
               <w:rPr>
@@ -211,6 +608,9 @@
             <w:shd w:val="clear" w:color="auto" w:fill="D9D9D9"/>
           </w:tcPr>
           <w:p>
+            <w:pPr>
+              <w:spacing w:before="20" w:after="20"/>
+            </w:pPr>
             <w:r/>
             <w:r>
               <w:rPr>
@@ -232,6 +632,9 @@
             <w:tcW w:type="dxa" w:w="1514"/>
           </w:tcPr>
           <w:p>
+            <w:pPr>
+              <w:spacing w:before="20" w:after="20"/>
+            </w:pPr>
             <w:r/>
             <w:r>
               <w:rPr>
@@ -248,6 +651,9 @@
             <w:tcW w:type="dxa" w:w="1514"/>
           </w:tcPr>
           <w:p>
+            <w:pPr>
+              <w:spacing w:before="20" w:after="20"/>
+            </w:pPr>
             <w:r/>
             <w:r>
               <w:rPr>
@@ -264,11 +670,13 @@
             <w:tcW w:type="dxa" w:w="1514"/>
           </w:tcPr>
           <w:p>
+            <w:pPr>
+              <w:spacing w:before="20" w:after="20"/>
+            </w:pPr>
             <w:r/>
             <w:r>
               <w:rPr>
                 <w:rFonts w:ascii="Verdana" w:hAnsi="Verdana"/>
-                <w:b w:val="0"/>
                 <w:sz w:val="16"/>
               </w:rPr>
               <w:t>Numérica</w:t>
@@ -280,6 +688,9 @@
             <w:tcW w:type="dxa" w:w="1514"/>
           </w:tcPr>
           <w:p>
+            <w:pPr>
+              <w:spacing w:before="20" w:after="20"/>
+            </w:pPr>
             <w:r/>
             <w:r>
               <w:rPr>
@@ -296,6 +707,9 @@
             <w:tcW w:type="dxa" w:w="1514"/>
           </w:tcPr>
           <w:p>
+            <w:pPr>
+              <w:spacing w:before="20" w:after="20"/>
+            </w:pPr>
             <w:r/>
             <w:r>
               <w:rPr>
@@ -312,6 +726,9 @@
             <w:tcW w:type="dxa" w:w="1514"/>
           </w:tcPr>
           <w:p>
+            <w:pPr>
+              <w:spacing w:before="20" w:after="20"/>
+            </w:pPr>
             <w:r/>
             <w:r>
               <w:rPr>
@@ -328,6 +745,26 @@
             <w:tcW w:type="dxa" w:w="1514"/>
           </w:tcPr>
           <w:p>
+            <w:pPr>
+              <w:spacing w:before="20" w:after="20"/>
+            </w:pPr>
+            <w:r/>
+            <w:r>
+              <w:rPr>
+                <w:rFonts w:ascii="Verdana" w:hAnsi="Verdana"/>
+                <w:sz w:val="16"/>
+              </w:rPr>
+            </w:r>
+          </w:p>
+        </w:tc>
+        <w:tc>
+          <w:tcPr>
+            <w:tcW w:type="dxa" w:w="1514"/>
+          </w:tcPr>
+          <w:p>
+            <w:pPr>
+              <w:spacing w:before="20" w:after="20"/>
+            </w:pPr>
             <w:r/>
             <w:r>
               <w:rPr>
@@ -343,6 +780,9 @@
             <w:tcW w:type="dxa" w:w="1514"/>
           </w:tcPr>
           <w:p>
+            <w:pPr>
+              <w:spacing w:before="20" w:after="20"/>
+            </w:pPr>
             <w:r/>
             <w:r>
               <w:rPr>
@@ -358,21 +798,9 @@
             <w:tcW w:type="dxa" w:w="1514"/>
           </w:tcPr>
           <w:p>
-            <w:r/>
-            <w:r>
-              <w:rPr>
-                <w:rFonts w:ascii="Verdana" w:hAnsi="Verdana"/>
-                <w:b w:val="0"/>
-                <w:sz w:val="16"/>
-              </w:rPr>
-            </w:r>
-          </w:p>
-        </w:tc>
-        <w:tc>
-          <w:tcPr>
-            <w:tcW w:type="dxa" w:w="1514"/>
-          </w:tcPr>
-          <w:p>
+            <w:pPr>
+              <w:spacing w:before="20" w:after="20"/>
+            </w:pPr>
             <w:r/>
             <w:r>
               <w:rPr>
@@ -393,6 +821,9 @@
             <w:tcW w:type="dxa" w:w="1514"/>
           </w:tcPr>
           <w:p>
+            <w:pPr>
+              <w:spacing w:before="20" w:after="20"/>
+            </w:pPr>
             <w:r/>
             <w:r>
               <w:rPr>
@@ -409,6 +840,9 @@
             <w:tcW w:type="dxa" w:w="1514"/>
           </w:tcPr>
           <w:p>
+            <w:pPr>
+              <w:spacing w:before="20" w:after="20"/>
+            </w:pPr>
             <w:r/>
             <w:r>
               <w:rPr>
@@ -425,11 +859,13 @@
             <w:tcW w:type="dxa" w:w="1514"/>
           </w:tcPr>
           <w:p>
+            <w:pPr>
+              <w:spacing w:before="20" w:after="20"/>
+            </w:pPr>
             <w:r/>
             <w:r>
               <w:rPr>
                 <w:rFonts w:ascii="Verdana" w:hAnsi="Verdana"/>
-                <w:b w:val="0"/>
                 <w:sz w:val="16"/>
               </w:rPr>
               <w:t>Numérica</w:t>
@@ -441,6 +877,9 @@
             <w:tcW w:type="dxa" w:w="1514"/>
           </w:tcPr>
           <w:p>
+            <w:pPr>
+              <w:spacing w:before="20" w:after="20"/>
+            </w:pPr>
             <w:r/>
             <w:r>
               <w:rPr>
@@ -457,6 +896,9 @@
             <w:tcW w:type="dxa" w:w="1514"/>
           </w:tcPr>
           <w:p>
+            <w:pPr>
+              <w:spacing w:before="20" w:after="20"/>
+            </w:pPr>
             <w:r/>
             <w:r>
               <w:rPr>
@@ -473,6 +915,9 @@
             <w:tcW w:type="dxa" w:w="1514"/>
           </w:tcPr>
           <w:p>
+            <w:pPr>
+              <w:spacing w:before="20" w:after="20"/>
+            </w:pPr>
             <w:r/>
             <w:r>
               <w:rPr>
@@ -489,6 +934,26 @@
             <w:tcW w:type="dxa" w:w="1514"/>
           </w:tcPr>
           <w:p>
+            <w:pPr>
+              <w:spacing w:before="20" w:after="20"/>
+            </w:pPr>
+            <w:r/>
+            <w:r>
+              <w:rPr>
+                <w:rFonts w:ascii="Verdana" w:hAnsi="Verdana"/>
+                <w:sz w:val="16"/>
+              </w:rPr>
+            </w:r>
+          </w:p>
+        </w:tc>
+        <w:tc>
+          <w:tcPr>
+            <w:tcW w:type="dxa" w:w="1514"/>
+          </w:tcPr>
+          <w:p>
+            <w:pPr>
+              <w:spacing w:before="20" w:after="20"/>
+            </w:pPr>
             <w:r/>
             <w:r>
               <w:rPr>
@@ -504,6 +969,9 @@
             <w:tcW w:type="dxa" w:w="1514"/>
           </w:tcPr>
           <w:p>
+            <w:pPr>
+              <w:spacing w:before="20" w:after="20"/>
+            </w:pPr>
             <w:r/>
             <w:r>
               <w:rPr>
@@ -519,21 +987,9 @@
             <w:tcW w:type="dxa" w:w="1514"/>
           </w:tcPr>
           <w:p>
-            <w:r/>
-            <w:r>
-              <w:rPr>
-                <w:rFonts w:ascii="Verdana" w:hAnsi="Verdana"/>
-                <w:b w:val="0"/>
-                <w:sz w:val="16"/>
-              </w:rPr>
-            </w:r>
-          </w:p>
-        </w:tc>
-        <w:tc>
-          <w:tcPr>
-            <w:tcW w:type="dxa" w:w="1514"/>
-          </w:tcPr>
-          <w:p>
+            <w:pPr>
+              <w:spacing w:before="20" w:after="20"/>
+            </w:pPr>
             <w:r/>
             <w:r>
               <w:rPr>
@@ -554,6 +1010,9 @@
             <w:tcW w:type="dxa" w:w="1514"/>
           </w:tcPr>
           <w:p>
+            <w:pPr>
+              <w:spacing w:before="20" w:after="20"/>
+            </w:pPr>
             <w:r/>
             <w:r>
               <w:rPr>
@@ -570,6 +1029,9 @@
             <w:tcW w:type="dxa" w:w="1514"/>
           </w:tcPr>
           <w:p>
+            <w:pPr>
+              <w:spacing w:before="20" w:after="20"/>
+            </w:pPr>
             <w:r/>
             <w:r>
               <w:rPr>
@@ -586,11 +1048,13 @@
             <w:tcW w:type="dxa" w:w="1514"/>
           </w:tcPr>
           <w:p>
+            <w:pPr>
+              <w:spacing w:before="20" w:after="20"/>
+            </w:pPr>
             <w:r/>
             <w:r>
               <w:rPr>
                 <w:rFonts w:ascii="Verdana" w:hAnsi="Verdana"/>
-                <w:b w:val="0"/>
                 <w:sz w:val="16"/>
               </w:rPr>
               <w:t>Numérica</w:t>
@@ -602,6 +1066,9 @@
             <w:tcW w:type="dxa" w:w="1514"/>
           </w:tcPr>
           <w:p>
+            <w:pPr>
+              <w:spacing w:before="20" w:after="20"/>
+            </w:pPr>
             <w:r/>
             <w:r>
               <w:rPr>
@@ -618,6 +1085,9 @@
             <w:tcW w:type="dxa" w:w="1514"/>
           </w:tcPr>
           <w:p>
+            <w:pPr>
+              <w:spacing w:before="20" w:after="20"/>
+            </w:pPr>
             <w:r/>
             <w:r>
               <w:rPr>
@@ -634,6 +1104,9 @@
             <w:tcW w:type="dxa" w:w="1514"/>
           </w:tcPr>
           <w:p>
+            <w:pPr>
+              <w:spacing w:before="20" w:after="20"/>
+            </w:pPr>
             <w:r/>
             <w:r>
               <w:rPr>
@@ -650,6 +1123,26 @@
             <w:tcW w:type="dxa" w:w="1514"/>
           </w:tcPr>
           <w:p>
+            <w:pPr>
+              <w:spacing w:before="20" w:after="20"/>
+            </w:pPr>
+            <w:r/>
+            <w:r>
+              <w:rPr>
+                <w:rFonts w:ascii="Verdana" w:hAnsi="Verdana"/>
+                <w:sz w:val="16"/>
+              </w:rPr>
+            </w:r>
+          </w:p>
+        </w:tc>
+        <w:tc>
+          <w:tcPr>
+            <w:tcW w:type="dxa" w:w="1514"/>
+          </w:tcPr>
+          <w:p>
+            <w:pPr>
+              <w:spacing w:before="20" w:after="20"/>
+            </w:pPr>
             <w:r/>
             <w:r>
               <w:rPr>
@@ -665,6 +1158,9 @@
             <w:tcW w:type="dxa" w:w="1514"/>
           </w:tcPr>
           <w:p>
+            <w:pPr>
+              <w:spacing w:before="20" w:after="20"/>
+            </w:pPr>
             <w:r/>
             <w:r>
               <w:rPr>
@@ -680,21 +1176,9 @@
             <w:tcW w:type="dxa" w:w="1514"/>
           </w:tcPr>
           <w:p>
-            <w:r/>
-            <w:r>
-              <w:rPr>
-                <w:rFonts w:ascii="Verdana" w:hAnsi="Verdana"/>
-                <w:b w:val="0"/>
-                <w:sz w:val="16"/>
-              </w:rPr>
-            </w:r>
-          </w:p>
-        </w:tc>
-        <w:tc>
-          <w:tcPr>
-            <w:tcW w:type="dxa" w:w="1514"/>
-          </w:tcPr>
-          <w:p>
+            <w:pPr>
+              <w:spacing w:before="20" w:after="20"/>
+            </w:pPr>
             <w:r/>
             <w:r>
               <w:rPr>
@@ -715,6 +1199,9 @@
             <w:tcW w:type="dxa" w:w="1514"/>
           </w:tcPr>
           <w:p>
+            <w:pPr>
+              <w:spacing w:before="20" w:after="20"/>
+            </w:pPr>
             <w:r/>
             <w:r>
               <w:rPr>
@@ -731,6 +1218,9 @@
             <w:tcW w:type="dxa" w:w="1514"/>
           </w:tcPr>
           <w:p>
+            <w:pPr>
+              <w:spacing w:before="20" w:after="20"/>
+            </w:pPr>
             <w:r/>
             <w:r>
               <w:rPr>
@@ -747,11 +1237,13 @@
             <w:tcW w:type="dxa" w:w="1514"/>
           </w:tcPr>
           <w:p>
+            <w:pPr>
+              <w:spacing w:before="20" w:after="20"/>
+            </w:pPr>
             <w:r/>
             <w:r>
               <w:rPr>
                 <w:rFonts w:ascii="Verdana" w:hAnsi="Verdana"/>
-                <w:b w:val="0"/>
                 <w:sz w:val="16"/>
               </w:rPr>
               <w:t>Numérica</w:t>
@@ -763,6 +1255,9 @@
             <w:tcW w:type="dxa" w:w="1514"/>
           </w:tcPr>
           <w:p>
+            <w:pPr>
+              <w:spacing w:before="20" w:after="20"/>
+            </w:pPr>
             <w:r/>
             <w:r>
               <w:rPr>
@@ -779,6 +1274,9 @@
             <w:tcW w:type="dxa" w:w="1514"/>
           </w:tcPr>
           <w:p>
+            <w:pPr>
+              <w:spacing w:before="20" w:after="20"/>
+            </w:pPr>
             <w:r/>
             <w:r>
               <w:rPr>
@@ -795,6 +1293,9 @@
             <w:tcW w:type="dxa" w:w="1514"/>
           </w:tcPr>
           <w:p>
+            <w:pPr>
+              <w:spacing w:before="20" w:after="20"/>
+            </w:pPr>
             <w:r/>
             <w:r>
               <w:rPr>
@@ -811,6 +1312,26 @@
             <w:tcW w:type="dxa" w:w="1514"/>
           </w:tcPr>
           <w:p>
+            <w:pPr>
+              <w:spacing w:before="20" w:after="20"/>
+            </w:pPr>
+            <w:r/>
+            <w:r>
+              <w:rPr>
+                <w:rFonts w:ascii="Verdana" w:hAnsi="Verdana"/>
+                <w:sz w:val="16"/>
+              </w:rPr>
+            </w:r>
+          </w:p>
+        </w:tc>
+        <w:tc>
+          <w:tcPr>
+            <w:tcW w:type="dxa" w:w="1514"/>
+          </w:tcPr>
+          <w:p>
+            <w:pPr>
+              <w:spacing w:before="20" w:after="20"/>
+            </w:pPr>
             <w:r/>
             <w:r>
               <w:rPr>
@@ -826,6 +1347,9 @@
             <w:tcW w:type="dxa" w:w="1514"/>
           </w:tcPr>
           <w:p>
+            <w:pPr>
+              <w:spacing w:before="20" w:after="20"/>
+            </w:pPr>
             <w:r/>
             <w:r>
               <w:rPr>
@@ -841,21 +1365,9 @@
             <w:tcW w:type="dxa" w:w="1514"/>
           </w:tcPr>
           <w:p>
-            <w:r/>
-            <w:r>
-              <w:rPr>
-                <w:rFonts w:ascii="Verdana" w:hAnsi="Verdana"/>
-                <w:b w:val="0"/>
-                <w:sz w:val="16"/>
-              </w:rPr>
-            </w:r>
-          </w:p>
-        </w:tc>
-        <w:tc>
-          <w:tcPr>
-            <w:tcW w:type="dxa" w:w="1514"/>
-          </w:tcPr>
-          <w:p>
+            <w:pPr>
+              <w:spacing w:before="20" w:after="20"/>
+            </w:pPr>
             <w:r/>
             <w:r>
               <w:rPr>
@@ -877,6 +1389,9 @@
             <w:tcW w:type="dxa" w:w="1514"/>
           </w:tcPr>
           <w:p>
+            <w:pPr>
+              <w:spacing w:before="20" w:after="20"/>
+            </w:pPr>
             <w:r/>
             <w:r>
               <w:rPr>
@@ -893,6 +1408,9 @@
             <w:tcW w:type="dxa" w:w="1514"/>
           </w:tcPr>
           <w:p>
+            <w:pPr>
+              <w:spacing w:before="20" w:after="20"/>
+            </w:pPr>
             <w:r/>
             <w:r>
               <w:rPr>
@@ -909,11 +1427,13 @@
             <w:tcW w:type="dxa" w:w="1514"/>
           </w:tcPr>
           <w:p>
+            <w:pPr>
+              <w:spacing w:before="20" w:after="20"/>
+            </w:pPr>
             <w:r/>
             <w:r>
               <w:rPr>
                 <w:rFonts w:ascii="Verdana" w:hAnsi="Verdana"/>
-                <w:b w:val="0"/>
                 <w:sz w:val="16"/>
               </w:rPr>
               <w:t>Numérica</w:t>
@@ -925,6 +1445,9 @@
             <w:tcW w:type="dxa" w:w="1514"/>
           </w:tcPr>
           <w:p>
+            <w:pPr>
+              <w:spacing w:before="20" w:after="20"/>
+            </w:pPr>
             <w:r/>
             <w:r>
               <w:rPr>
@@ -941,6 +1464,9 @@
             <w:tcW w:type="dxa" w:w="1514"/>
           </w:tcPr>
           <w:p>
+            <w:pPr>
+              <w:spacing w:before="20" w:after="20"/>
+            </w:pPr>
             <w:r/>
             <w:r>
               <w:rPr>
@@ -957,6 +1483,9 @@
             <w:tcW w:type="dxa" w:w="1514"/>
           </w:tcPr>
           <w:p>
+            <w:pPr>
+              <w:spacing w:before="20" w:after="20"/>
+            </w:pPr>
             <w:r/>
             <w:r>
               <w:rPr>
@@ -973,6 +1502,26 @@
             <w:tcW w:type="dxa" w:w="1514"/>
           </w:tcPr>
           <w:p>
+            <w:pPr>
+              <w:spacing w:before="20" w:after="20"/>
+            </w:pPr>
+            <w:r/>
+            <w:r>
+              <w:rPr>
+                <w:rFonts w:ascii="Verdana" w:hAnsi="Verdana"/>
+                <w:sz w:val="16"/>
+              </w:rPr>
+            </w:r>
+          </w:p>
+        </w:tc>
+        <w:tc>
+          <w:tcPr>
+            <w:tcW w:type="dxa" w:w="1514"/>
+          </w:tcPr>
+          <w:p>
+            <w:pPr>
+              <w:spacing w:before="20" w:after="20"/>
+            </w:pPr>
             <w:r/>
             <w:r>
               <w:rPr>
@@ -988,6 +1537,9 @@
             <w:tcW w:type="dxa" w:w="1514"/>
           </w:tcPr>
           <w:p>
+            <w:pPr>
+              <w:spacing w:before="20" w:after="20"/>
+            </w:pPr>
             <w:r/>
             <w:r>
               <w:rPr>
@@ -1003,21 +1555,9 @@
             <w:tcW w:type="dxa" w:w="1514"/>
           </w:tcPr>
           <w:p>
-            <w:r/>
-            <w:r>
-              <w:rPr>
-                <w:rFonts w:ascii="Verdana" w:hAnsi="Verdana"/>
-                <w:b w:val="0"/>
-                <w:sz w:val="16"/>
-              </w:rPr>
-            </w:r>
-          </w:p>
-        </w:tc>
-        <w:tc>
-          <w:tcPr>
-            <w:tcW w:type="dxa" w:w="1514"/>
-          </w:tcPr>
-          <w:p>
+            <w:pPr>
+              <w:spacing w:before="20" w:after="20"/>
+            </w:pPr>
             <w:r/>
             <w:r>
               <w:rPr>
@@ -1038,6 +1578,9 @@
             <w:tcW w:type="dxa" w:w="1514"/>
           </w:tcPr>
           <w:p>
+            <w:pPr>
+              <w:spacing w:before="20" w:after="20"/>
+            </w:pPr>
             <w:r/>
             <w:r>
               <w:rPr>
@@ -1054,6 +1597,9 @@
             <w:tcW w:type="dxa" w:w="1514"/>
           </w:tcPr>
           <w:p>
+            <w:pPr>
+              <w:spacing w:before="20" w:after="20"/>
+            </w:pPr>
             <w:r/>
             <w:r>
               <w:rPr>
@@ -1070,11 +1616,13 @@
             <w:tcW w:type="dxa" w:w="1514"/>
           </w:tcPr>
           <w:p>
+            <w:pPr>
+              <w:spacing w:before="20" w:after="20"/>
+            </w:pPr>
             <w:r/>
             <w:r>
               <w:rPr>
                 <w:rFonts w:ascii="Verdana" w:hAnsi="Verdana"/>
-                <w:b w:val="0"/>
                 <w:sz w:val="16"/>
               </w:rPr>
               <w:t>Tabla de cifrado</w:t>
@@ -1086,6 +1634,9 @@
             <w:tcW w:type="dxa" w:w="1514"/>
           </w:tcPr>
           <w:p>
+            <w:pPr>
+              <w:spacing w:before="20" w:after="20"/>
+            </w:pPr>
             <w:r/>
             <w:r>
               <w:rPr>
@@ -1102,6 +1653,9 @@
             <w:tcW w:type="dxa" w:w="1514"/>
           </w:tcPr>
           <w:p>
+            <w:pPr>
+              <w:spacing w:before="20" w:after="20"/>
+            </w:pPr>
             <w:r/>
             <w:r>
               <w:rPr>
@@ -1118,6 +1672,9 @@
             <w:tcW w:type="dxa" w:w="1514"/>
           </w:tcPr>
           <w:p>
+            <w:pPr>
+              <w:spacing w:before="20" w:after="20"/>
+            </w:pPr>
             <w:r/>
             <w:r>
               <w:rPr>
@@ -1134,6 +1691,26 @@
             <w:tcW w:type="dxa" w:w="1514"/>
           </w:tcPr>
           <w:p>
+            <w:pPr>
+              <w:spacing w:before="20" w:after="20"/>
+            </w:pPr>
+            <w:r/>
+            <w:r>
+              <w:rPr>
+                <w:rFonts w:ascii="Verdana" w:hAnsi="Verdana"/>
+                <w:sz w:val="16"/>
+              </w:rPr>
+            </w:r>
+          </w:p>
+        </w:tc>
+        <w:tc>
+          <w:tcPr>
+            <w:tcW w:type="dxa" w:w="1514"/>
+          </w:tcPr>
+          <w:p>
+            <w:pPr>
+              <w:spacing w:before="20" w:after="20"/>
+            </w:pPr>
             <w:r/>
             <w:r>
               <w:rPr>
@@ -1149,6 +1726,9 @@
             <w:tcW w:type="dxa" w:w="1514"/>
           </w:tcPr>
           <w:p>
+            <w:pPr>
+              <w:spacing w:before="20" w:after="20"/>
+            </w:pPr>
             <w:r/>
             <w:r>
               <w:rPr>
@@ -1164,21 +1744,9 @@
             <w:tcW w:type="dxa" w:w="1514"/>
           </w:tcPr>
           <w:p>
-            <w:r/>
-            <w:r>
-              <w:rPr>
-                <w:rFonts w:ascii="Verdana" w:hAnsi="Verdana"/>
-                <w:b w:val="0"/>
-                <w:sz w:val="16"/>
-              </w:rPr>
-            </w:r>
-          </w:p>
-        </w:tc>
-        <w:tc>
-          <w:tcPr>
-            <w:tcW w:type="dxa" w:w="1514"/>
-          </w:tcPr>
-          <w:p>
+            <w:pPr>
+              <w:spacing w:before="20" w:after="20"/>
+            </w:pPr>
             <w:r/>
             <w:r>
               <w:rPr>
@@ -1199,6 +1767,9 @@
             <w:tcW w:type="dxa" w:w="1514"/>
           </w:tcPr>
           <w:p>
+            <w:pPr>
+              <w:spacing w:before="20" w:after="20"/>
+            </w:pPr>
             <w:r/>
             <w:r>
               <w:rPr>
@@ -1215,6 +1786,9 @@
             <w:tcW w:type="dxa" w:w="1514"/>
           </w:tcPr>
           <w:p>
+            <w:pPr>
+              <w:spacing w:before="20" w:after="20"/>
+            </w:pPr>
             <w:r/>
             <w:r>
               <w:rPr>
@@ -1231,11 +1805,13 @@
             <w:tcW w:type="dxa" w:w="1514"/>
           </w:tcPr>
           <w:p>
+            <w:pPr>
+              <w:spacing w:before="20" w:after="20"/>
+            </w:pPr>
             <w:r/>
             <w:r>
               <w:rPr>
                 <w:rFonts w:ascii="Verdana" w:hAnsi="Verdana"/>
-                <w:b w:val="0"/>
                 <w:sz w:val="16"/>
               </w:rPr>
               <w:t>Tabla de banderines</w:t>
@@ -1247,6 +1823,9 @@
             <w:tcW w:type="dxa" w:w="1514"/>
           </w:tcPr>
           <w:p>
+            <w:pPr>
+              <w:spacing w:before="20" w:after="20"/>
+            </w:pPr>
             <w:r/>
             <w:r>
               <w:rPr>
@@ -1263,6 +1842,9 @@
             <w:tcW w:type="dxa" w:w="1514"/>
           </w:tcPr>
           <w:p>
+            <w:pPr>
+              <w:spacing w:before="20" w:after="20"/>
+            </w:pPr>
             <w:r/>
             <w:r>
               <w:rPr>
@@ -1279,6 +1861,9 @@
             <w:tcW w:type="dxa" w:w="1514"/>
           </w:tcPr>
           <w:p>
+            <w:pPr>
+              <w:spacing w:before="20" w:after="20"/>
+            </w:pPr>
             <w:r/>
             <w:r>
               <w:rPr>
@@ -1295,6 +1880,26 @@
             <w:tcW w:type="dxa" w:w="1514"/>
           </w:tcPr>
           <w:p>
+            <w:pPr>
+              <w:spacing w:before="20" w:after="20"/>
+            </w:pPr>
+            <w:r/>
+            <w:r>
+              <w:rPr>
+                <w:rFonts w:ascii="Verdana" w:hAnsi="Verdana"/>
+                <w:sz w:val="16"/>
+              </w:rPr>
+            </w:r>
+          </w:p>
+        </w:tc>
+        <w:tc>
+          <w:tcPr>
+            <w:tcW w:type="dxa" w:w="1514"/>
+          </w:tcPr>
+          <w:p>
+            <w:pPr>
+              <w:spacing w:before="20" w:after="20"/>
+            </w:pPr>
             <w:r/>
             <w:r>
               <w:rPr>
@@ -1310,6 +1915,9 @@
             <w:tcW w:type="dxa" w:w="1514"/>
           </w:tcPr>
           <w:p>
+            <w:pPr>
+              <w:spacing w:before="20" w:after="20"/>
+            </w:pPr>
             <w:r/>
             <w:r>
               <w:rPr>
@@ -1325,21 +1933,9 @@
             <w:tcW w:type="dxa" w:w="1514"/>
           </w:tcPr>
           <w:p>
-            <w:r/>
-            <w:r>
-              <w:rPr>
-                <w:rFonts w:ascii="Verdana" w:hAnsi="Verdana"/>
-                <w:b w:val="0"/>
-                <w:sz w:val="16"/>
-              </w:rPr>
-            </w:r>
-          </w:p>
-        </w:tc>
-        <w:tc>
-          <w:tcPr>
-            <w:tcW w:type="dxa" w:w="1514"/>
-          </w:tcPr>
-          <w:p>
+            <w:pPr>
+              <w:spacing w:before="20" w:after="20"/>
+            </w:pPr>
             <w:r/>
             <w:r>
               <w:rPr>

--- a/docx/es/BUFRCREX_TableB_es_31.docx
+++ b/docx/es/BUFRCREX_TableB_es_31.docx
@@ -13,376 +13,6 @@
           <w:sz w:val="22"/>
         </w:rPr>
         <w:t>Clase 31: Operadores y calificadores de descripción de datos</w:t>
-      </w:r>
-    </w:p>
-    <w:p>
-      <w:r>
-        <w:rPr>
-          <w:rFonts w:ascii="Verdana" w:hAnsi="Verdana"/>
-          <w:i/>
-          <w:sz w:val="14"/>
-        </w:rPr>
-        <w:t>Note 23: El valor –0,1 kg m–2 antes de la aplicación del factor de escala (–1 después de su aplicación o en la clave CREX) indicará “trazas” (no mensurable, menos de 0,05 kg m–2).</w:t>
-      </w:r>
-    </w:p>
-    <w:p>
-      <w:r>
-        <w:rPr>
-          <w:rFonts w:ascii="Verdana" w:hAnsi="Verdana"/>
-          <w:i/>
-          <w:sz w:val="14"/>
-        </w:rPr>
-        <w:t>Note 25: Una significación definida anteriormente puede anularse transmitiendo un “valor faltante” a partir de la tabla de cifrado o de banderines apropiada.</w:t>
-      </w:r>
-    </w:p>
-    <w:p>
-      <w:r>
-        <w:rPr>
-          <w:rFonts w:ascii="Verdana" w:hAnsi="Verdana"/>
-          <w:i/>
-          <w:sz w:val="14"/>
-        </w:rPr>
-        <w:t>Note 27: Todas las horas están expresadas en Tiempo Universal Coordinado (UTC), a menos que se indique lo contrario. I.2 – BUFR/CREX Tabla B/04 – 3</w:t>
-      </w:r>
-    </w:p>
-    <w:p>
-      <w:r>
-        <w:rPr>
-          <w:rFonts w:ascii="Verdana" w:hAnsi="Verdana"/>
-          <w:i/>
-          <w:sz w:val="14"/>
-        </w:rPr>
-        <w:t>Note 32: Solo se indicará el rumbo o azimut en relación con la localización comunicada que no volverá a especificarse.</w:t>
-      </w:r>
-    </w:p>
-    <w:p>
-      <w:r>
-        <w:rPr>
-          <w:rFonts w:ascii="Verdana" w:hAnsi="Verdana"/>
-          <w:i/>
-          <w:sz w:val="14"/>
-        </w:rPr>
-        <w:t>Note 62: Tan solo se indicará la distancia en relación con la localización comunicada y el rumbo, azimut o elevación y no se volverá a especificar esta localización.</w:t>
-      </w:r>
-    </w:p>
-    <w:p>
-      <w:r>
-        <w:rPr>
-          <w:rFonts w:ascii="Verdana" w:hAnsi="Verdana"/>
-          <w:i/>
-          <w:sz w:val="14"/>
-        </w:rPr>
-        <w:t>Note 63: Se asignarán valores positivos a la radiación descendente.</w:t>
-      </w:r>
-    </w:p>
-    <w:p>
-      <w:r>
-        <w:rPr>
-          <w:rFonts w:ascii="Verdana" w:hAnsi="Verdana"/>
-          <w:i/>
-          <w:sz w:val="14"/>
-        </w:rPr>
-        <w:t>Note 64: Se asignarán valores positivos a los componentes descendentes w cuando las unidades sean Pa s –1.</w:t>
-      </w:r>
-    </w:p>
-    <w:p>
-      <w:r>
-        <w:rPr>
-          <w:rFonts w:ascii="Verdana" w:hAnsi="Verdana"/>
-          <w:i/>
-          <w:sz w:val="14"/>
-        </w:rPr>
-        <w:t>Note 66: Se asignarán valores negativos a los incrementos este-oeste.</w:t>
-      </w:r>
-    </w:p>
-    <w:p>
-      <w:r>
-        <w:rPr>
-          <w:rFonts w:ascii="Verdana" w:hAnsi="Verdana"/>
-          <w:i/>
-          <w:sz w:val="14"/>
-        </w:rPr>
-        <w:t>Note 75: Para los descriptores CREX F = B, no 0.</w:t>
-      </w:r>
-    </w:p>
-    <w:p>
-      <w:r>
-        <w:rPr>
-          <w:rFonts w:ascii="Verdana" w:hAnsi="Verdana"/>
-          <w:i/>
-          <w:sz w:val="14"/>
-        </w:rPr>
-        <w:t>Note 92: Para distinguir claramente los casos de datos faltantes y de píxeles saturados, los datos de imagen de n bits deberían cifrarse utilizando una anchura de datos de n + 1. Si tal descriptor no está disponible ya en la Clase 30, debería utilizarse un descriptor de operación 2 01 YYY para modificar la anchura de datos de la entrada existente, si fuese necesario. I.2 – BUFR/CREX Tabla B/30 – 1</w:t>
-      </w:r>
-    </w:p>
-    <w:p>
-      <w:r>
-        <w:rPr>
-          <w:rFonts w:ascii="Verdana" w:hAnsi="Verdana"/>
-          <w:i/>
-          <w:sz w:val="14"/>
-        </w:rPr>
-        <w:t>Note 105: Para indicar períodos de tiempo o desplazamientos que preceden al tiempo definido actualmente se emplearán períodos de tiempo negativos o desplazamientos.</w:t>
-      </w:r>
-    </w:p>
-    <w:p>
-      <w:r>
-        <w:rPr>
-          <w:rFonts w:ascii="Verdana" w:hAnsi="Verdana"/>
-          <w:i/>
-          <w:sz w:val="14"/>
-        </w:rPr>
-        <w:t>Note 110: Se asignarán valores negativos a los incrementos norte-sur.</w:t>
-      </w:r>
-    </w:p>
-    <w:p>
-      <w:r>
-        <w:rPr>
-          <w:rFonts w:ascii="Verdana" w:hAnsi="Verdana"/>
-          <w:i/>
-          <w:sz w:val="14"/>
-        </w:rPr>
-        <w:t>Note 115: La anchura de datos de los píxeles puede cambiarse mediante el descriptor 2 01 YYY.</w:t>
-      </w:r>
-    </w:p>
-    <w:p>
-      <w:r>
-        <w:rPr>
-          <w:rFonts w:ascii="Verdana" w:hAnsi="Verdana"/>
-          <w:i/>
-          <w:sz w:val="14"/>
-        </w:rPr>
-        <w:t>Note 121: En relación con determinados elementos de esta clase, pueden consignarse algunas indicaciones sobre la precisión prevista.</w:t>
-      </w:r>
-    </w:p>
-    <w:p>
-      <w:r>
-        <w:rPr>
-          <w:rFonts w:ascii="Verdana" w:hAnsi="Verdana"/>
-          <w:i/>
-          <w:sz w:val="14"/>
-        </w:rPr>
-        <w:t>Note 122: Se asignarán valores negativos a la latitud sur.</w:t>
-      </w:r>
-    </w:p>
-    <w:p>
-      <w:r>
-        <w:rPr>
-          <w:rFonts w:ascii="Verdana" w:hAnsi="Verdana"/>
-          <w:i/>
-          <w:sz w:val="14"/>
-        </w:rPr>
-        <w:t>Note 123: Se asignarán valores positivos a los componentes v en sentido sur–norte.</w:t>
-      </w:r>
-    </w:p>
-    <w:p>
-      <w:r>
-        <w:rPr>
-          <w:rFonts w:ascii="Verdana" w:hAnsi="Verdana"/>
-          <w:i/>
-          <w:sz w:val="14"/>
-        </w:rPr>
-        <w:t>Note 126: Los informes sobre la dirección del viento de superficie resultantes de mediciones dentro del 1° del Polo Norte o del Polo Sur se notificarán de manera que el cero de su acimut esté alineado, coincidiendo con los 0° del meridiano de Greenwich. I.2 – BUFR/CREX Tabla B/11 – 6</w:t>
-      </w:r>
-    </w:p>
-    <w:p>
-      <w:r>
-        <w:rPr>
-          <w:rFonts w:ascii="Verdana" w:hAnsi="Verdana"/>
-          <w:i/>
-          <w:sz w:val="14"/>
-        </w:rPr>
-        <w:t>Note 140: El tamaño del píxel en la horizontal – 1 está dado por la posición donde el factor de escala del mapa es igual a la unidad.</w:t>
-      </w:r>
-    </w:p>
-    <w:p>
-      <w:r>
-        <w:rPr>
-          <w:rFonts w:ascii="Verdana" w:hAnsi="Verdana"/>
-          <w:i/>
-          <w:sz w:val="14"/>
-        </w:rPr>
-        <w:t>Note 141: El tamaño del píxel en la horizontal – 2 está dado por la posición donde el factor de escala del mapa es igual a la unidad.</w:t>
-      </w:r>
-    </w:p>
-    <w:p>
-      <w:r>
-        <w:rPr>
-          <w:rFonts w:ascii="Verdana" w:hAnsi="Verdana"/>
-          <w:i/>
-          <w:sz w:val="14"/>
-        </w:rPr>
-        <w:t>Note 145: La significación de los períodos o desplazamientos de tiempo se puede indicar utilizando la clave de significación del tiempo correspondiente a la referencia de tabla 0 08 021.</w:t>
-      </w:r>
-    </w:p>
-    <w:p>
-      <w:r>
-        <w:rPr>
-          <w:rFonts w:ascii="Verdana" w:hAnsi="Verdana"/>
-          <w:i/>
-          <w:sz w:val="14"/>
-        </w:rPr>
-        <w:t>Note 149: La localización del tiempo, cuando se utiliza con valores de predicción, indicará la hora del estado inicial de la predicción o el comienzo del período de predicción; cuando se utilice con promedios de conjunto de valores de predicción, la localización del tiempo indicará el estado inicial o el comienzo de la primera predicción de las que se obtienen los valores medios de conjunto</w:t>
-      </w:r>
-    </w:p>
-    <w:p>
-      <w:r>
-        <w:rPr>
-          <w:rFonts w:ascii="Verdana" w:hAnsi="Verdana"/>
-          <w:i/>
-          <w:sz w:val="14"/>
-        </w:rPr>
-        <w:t>Note 155: Esta clase también puede contener elementos relativos a los procedimientos de observación.</w:t>
-      </w:r>
-    </w:p>
-    <w:p>
-      <w:r>
-        <w:rPr>
-          <w:rFonts w:ascii="Verdana" w:hAnsi="Verdana"/>
-          <w:i/>
-          <w:sz w:val="14"/>
-        </w:rPr>
-        <w:t>Note 156: Esta clase incluirá elementos que describen los instrumentos que se utilizan para obtener los elementos meteorológicos transmitidos.</w:t>
-      </w:r>
-    </w:p>
-    <w:p>
-      <w:r>
-        <w:rPr>
-          <w:rFonts w:ascii="Verdana" w:hAnsi="Verdana"/>
-          <w:i/>
-          <w:sz w:val="14"/>
-        </w:rPr>
-        <w:t>Note 158: Respecto a los períodos o desplazamientos de tiempo, e incrementos de tiempo, será necesario determinar la localización inicial del tiempo antes de utilizarlos, y a continuación, según corresponda, se indicará la definición y significación del tiempo.</w:t>
-      </w:r>
-    </w:p>
-    <w:p>
-      <w:r>
-        <w:rPr>
-          <w:rFonts w:ascii="Verdana" w:hAnsi="Verdana"/>
-          <w:i/>
-          <w:sz w:val="14"/>
-        </w:rPr>
-        <w:t>Note 160: Se asignarán valores negativos a la radiación ascendente.</w:t>
-      </w:r>
-    </w:p>
-    <w:p>
-      <w:r>
-        <w:rPr>
-          <w:rFonts w:ascii="Verdana" w:hAnsi="Verdana"/>
-          <w:i/>
-          <w:sz w:val="14"/>
-        </w:rPr>
-        <w:t>Note 161: Se asignarán valores positivos a los componentes ascendentes w cuando las unidades sean m s–1.</w:t>
-      </w:r>
-    </w:p>
-    <w:p>
-      <w:r>
-        <w:rPr>
-          <w:rFonts w:ascii="Verdana" w:hAnsi="Verdana"/>
-          <w:i/>
-          <w:sz w:val="14"/>
-        </w:rPr>
-        <w:t>Note 162: Intervalos útiles utilizados: de 1011 Bq a 1019 Bq para emisiones; de 10–2 Bq a 107 Bq y de 10–2 mSv a 107 mSv para concentraciones y dosis.</w:t>
-      </w:r>
-    </w:p>
-    <w:p>
-      <w:r>
-        <w:rPr>
-          <w:rFonts w:ascii="Verdana" w:hAnsi="Verdana"/>
-          <w:i/>
-          <w:sz w:val="14"/>
-        </w:rPr>
-        <w:t>Note 163: Los valores de la latitud y de los incrementos de latitud quedan comprendidos entre –90 grados y +90 grados.</w:t>
-      </w:r>
-    </w:p>
-    <w:p>
-      <w:r>
-        <w:rPr>
-          <w:rFonts w:ascii="Verdana" w:hAnsi="Verdana"/>
-          <w:i/>
-          <w:sz w:val="14"/>
-        </w:rPr>
-        <w:t>Note 164: Los valores de longitud quedarán comprendidos entre –180 grados y +180 grados.</w:t>
-      </w:r>
-    </w:p>
-    <w:p>
-      <w:r>
-        <w:rPr>
-          <w:rFonts w:ascii="Verdana" w:hAnsi="Verdana"/>
-          <w:i/>
-          <w:sz w:val="14"/>
-        </w:rPr>
-        <w:t>Note 165: Se indicarán los elementos verticales y la presión para determinar los valores de estos elementos con independencia del elemento o variable que indique la coordenada vertical.</w:t>
-      </w:r>
-    </w:p>
-    <w:p>
-      <w:r>
-        <w:rPr>
-          <w:rFonts w:ascii="Verdana" w:hAnsi="Verdana"/>
-          <w:i/>
-          <w:sz w:val="14"/>
-        </w:rPr>
-        <w:t>Note 166: Se asignarán valores negativos a la longitud oeste.</w:t>
-      </w:r>
-    </w:p>
-    <w:p>
-      <w:r>
-        <w:rPr>
-          <w:rFonts w:ascii="Verdana" w:hAnsi="Verdana"/>
-          <w:i/>
-          <w:sz w:val="14"/>
-        </w:rPr>
-        <w:t>Note 167: Se asignarán valores positivos a los componentes u en sentido oeste–este.</w:t>
-      </w:r>
-    </w:p>
-    <w:p>
-      <w:r>
-        <w:rPr>
-          <w:rFonts w:ascii="Verdana" w:hAnsi="Verdana"/>
-          <w:i/>
-          <w:sz w:val="14"/>
-        </w:rPr>
-        <w:t>Note 176: Cuando sea necesario indicar más de un período o desplazamiento de tiempo para hacer indicaciones de tiempo complejas se definirán en sucesión inmediata en el siguiente orden: período conjunto (según corresponda), seguido por el período de predicción (según corresponda), seguido por el período de promedio o acumulación (según corresponda).</w:t>
-      </w:r>
-    </w:p>
-    <w:p>
-      <w:r>
-        <w:rPr>
-          <w:rFonts w:ascii="Verdana" w:hAnsi="Verdana"/>
-          <w:i/>
-          <w:sz w:val="14"/>
-        </w:rPr>
-        <w:t>Note 178: Cuando se indique la expresión “período determinado” en la columna “nombre del elemento”, deberá indicarse el período correspondiente, utilizando referencias de la Clase 04.</w:t>
-      </w:r>
-    </w:p>
-    <w:p>
-      <w:r>
-        <w:rPr>
-          <w:rFonts w:ascii="Verdana" w:hAnsi="Verdana"/>
-          <w:i/>
-          <w:sz w:val="14"/>
-        </w:rPr>
-        <w:t>Note 179: Cuando se acumulen o promedien los valores (por ejemplo en relación con un determinado período de tiempo), el número total de valores de los que se obtienen los valores acumulados o promediados podrán representarse utilizando la referencia 0 08 022.</w:t>
-      </w:r>
-    </w:p>
-    <w:p>
-      <w:r>
-        <w:rPr>
-          <w:rFonts w:ascii="Verdana" w:hAnsi="Verdana"/>
-          <w:i/>
-          <w:sz w:val="14"/>
-        </w:rPr>
-        <w:t>Note 180: Normas para la información sobre vientos: Velocidad Dirección Valor faltante Valor faltante Calma 0 0 Observación normal &gt;0 1°–360° Velocidad solamente &gt;0 Valor faltante Dirección solamente Valor faltante 1°–360° “Ligero y variable” &gt;0 0 No hay observaciones</w:t>
-      </w:r>
-    </w:p>
-    <w:p>
-      <w:r>
-        <w:rPr>
-          <w:rFonts w:ascii="Verdana" w:hAnsi="Verdana"/>
-          <w:i/>
-          <w:sz w:val="14"/>
-        </w:rPr>
-        <w:t>Note 181: Normas de notificación sobre mar de viento y olas: Observación Velocidad Dirección Ninguna observación faltante faltante Calma 0 0 Observación normal &gt;0 1–360 Velocidad únicamente &gt;0 faltante Dirección únicamente faltante 1–360 &gt;0 0 “Ligero y variable”</w:t>
       </w:r>
     </w:p>
     <w:tbl>
@@ -1949,6 +1579,377 @@
         </w:tc>
       </w:tr>
     </w:tbl>
+    <w:p/>
+    <w:p>
+      <w:r>
+        <w:rPr>
+          <w:rFonts w:ascii="Verdana" w:hAnsi="Verdana"/>
+          <w:i/>
+          <w:sz w:val="14"/>
+        </w:rPr>
+        <w:t>Note 23: El valor –0,1 kg m–2 antes de la aplicación del factor de escala (–1 después de su aplicación o en la clave CREX) indicará “trazas” (no mensurable, menos de 0,05 kg m–2).</w:t>
+      </w:r>
+    </w:p>
+    <w:p>
+      <w:r>
+        <w:rPr>
+          <w:rFonts w:ascii="Verdana" w:hAnsi="Verdana"/>
+          <w:i/>
+          <w:sz w:val="14"/>
+        </w:rPr>
+        <w:t>Note 25: Una significación definida anteriormente puede anularse transmitiendo un “valor faltante” a partir de la tabla de cifrado o de banderines apropiada.</w:t>
+      </w:r>
+    </w:p>
+    <w:p>
+      <w:r>
+        <w:rPr>
+          <w:rFonts w:ascii="Verdana" w:hAnsi="Verdana"/>
+          <w:i/>
+          <w:sz w:val="14"/>
+        </w:rPr>
+        <w:t>Note 27: Todas las horas están expresadas en Tiempo Universal Coordinado (UTC), a menos que se indique lo contrario. I.2 – BUFR/CREX Tabla B/04 – 3</w:t>
+      </w:r>
+    </w:p>
+    <w:p>
+      <w:r>
+        <w:rPr>
+          <w:rFonts w:ascii="Verdana" w:hAnsi="Verdana"/>
+          <w:i/>
+          <w:sz w:val="14"/>
+        </w:rPr>
+        <w:t>Note 32: Solo se indicará el rumbo o azimut en relación con la localización comunicada que no volverá a especificarse.</w:t>
+      </w:r>
+    </w:p>
+    <w:p>
+      <w:r>
+        <w:rPr>
+          <w:rFonts w:ascii="Verdana" w:hAnsi="Verdana"/>
+          <w:i/>
+          <w:sz w:val="14"/>
+        </w:rPr>
+        <w:t>Note 62: Tan solo se indicará la distancia en relación con la localización comunicada y el rumbo, azimut o elevación y no se volverá a especificar esta localización.</w:t>
+      </w:r>
+    </w:p>
+    <w:p>
+      <w:r>
+        <w:rPr>
+          <w:rFonts w:ascii="Verdana" w:hAnsi="Verdana"/>
+          <w:i/>
+          <w:sz w:val="14"/>
+        </w:rPr>
+        <w:t>Note 63: Se asignarán valores positivos a la radiación descendente.</w:t>
+      </w:r>
+    </w:p>
+    <w:p>
+      <w:r>
+        <w:rPr>
+          <w:rFonts w:ascii="Verdana" w:hAnsi="Verdana"/>
+          <w:i/>
+          <w:sz w:val="14"/>
+        </w:rPr>
+        <w:t>Note 64: Se asignarán valores positivos a los componentes descendentes w cuando las unidades sean Pa s –1.</w:t>
+      </w:r>
+    </w:p>
+    <w:p>
+      <w:r>
+        <w:rPr>
+          <w:rFonts w:ascii="Verdana" w:hAnsi="Verdana"/>
+          <w:i/>
+          <w:sz w:val="14"/>
+        </w:rPr>
+        <w:t>Note 66: Se asignarán valores negativos a los incrementos este-oeste.</w:t>
+      </w:r>
+    </w:p>
+    <w:p>
+      <w:r>
+        <w:rPr>
+          <w:rFonts w:ascii="Verdana" w:hAnsi="Verdana"/>
+          <w:i/>
+          <w:sz w:val="14"/>
+        </w:rPr>
+        <w:t>Note 75: Para los descriptores CREX F = B, no 0.</w:t>
+      </w:r>
+    </w:p>
+    <w:p>
+      <w:r>
+        <w:rPr>
+          <w:rFonts w:ascii="Verdana" w:hAnsi="Verdana"/>
+          <w:i/>
+          <w:sz w:val="14"/>
+        </w:rPr>
+        <w:t>Note 92: Para distinguir claramente los casos de datos faltantes y de píxeles saturados, los datos de imagen de n bits deberían cifrarse utilizando una anchura de datos de n + 1. Si tal descriptor no está disponible ya en la Clase 30, debería utilizarse un descriptor de operación 2 01 YYY para modificar la anchura de datos de la entrada existente, si fuese necesario. I.2 – BUFR/CREX Tabla B/30 – 1</w:t>
+      </w:r>
+    </w:p>
+    <w:p>
+      <w:r>
+        <w:rPr>
+          <w:rFonts w:ascii="Verdana" w:hAnsi="Verdana"/>
+          <w:i/>
+          <w:sz w:val="14"/>
+        </w:rPr>
+        <w:t>Note 105: Para indicar períodos de tiempo o desplazamientos que preceden al tiempo definido actualmente se emplearán períodos de tiempo negativos o desplazamientos.</w:t>
+      </w:r>
+    </w:p>
+    <w:p>
+      <w:r>
+        <w:rPr>
+          <w:rFonts w:ascii="Verdana" w:hAnsi="Verdana"/>
+          <w:i/>
+          <w:sz w:val="14"/>
+        </w:rPr>
+        <w:t>Note 110: Se asignarán valores negativos a los incrementos norte-sur.</w:t>
+      </w:r>
+    </w:p>
+    <w:p>
+      <w:r>
+        <w:rPr>
+          <w:rFonts w:ascii="Verdana" w:hAnsi="Verdana"/>
+          <w:i/>
+          <w:sz w:val="14"/>
+        </w:rPr>
+        <w:t>Note 115: La anchura de datos de los píxeles puede cambiarse mediante el descriptor 2 01 YYY.</w:t>
+      </w:r>
+    </w:p>
+    <w:p>
+      <w:r>
+        <w:rPr>
+          <w:rFonts w:ascii="Verdana" w:hAnsi="Verdana"/>
+          <w:i/>
+          <w:sz w:val="14"/>
+        </w:rPr>
+        <w:t>Note 121: En relación con determinados elementos de esta clase, pueden consignarse algunas indicaciones sobre la precisión prevista.</w:t>
+      </w:r>
+    </w:p>
+    <w:p>
+      <w:r>
+        <w:rPr>
+          <w:rFonts w:ascii="Verdana" w:hAnsi="Verdana"/>
+          <w:i/>
+          <w:sz w:val="14"/>
+        </w:rPr>
+        <w:t>Note 122: Se asignarán valores negativos a la latitud sur.</w:t>
+      </w:r>
+    </w:p>
+    <w:p>
+      <w:r>
+        <w:rPr>
+          <w:rFonts w:ascii="Verdana" w:hAnsi="Verdana"/>
+          <w:i/>
+          <w:sz w:val="14"/>
+        </w:rPr>
+        <w:t>Note 123: Se asignarán valores positivos a los componentes v en sentido sur–norte.</w:t>
+      </w:r>
+    </w:p>
+    <w:p>
+      <w:r>
+        <w:rPr>
+          <w:rFonts w:ascii="Verdana" w:hAnsi="Verdana"/>
+          <w:i/>
+          <w:sz w:val="14"/>
+        </w:rPr>
+        <w:t>Note 126: Los informes sobre la dirección del viento de superficie resultantes de mediciones dentro del 1° del Polo Norte o del Polo Sur se notificarán de manera que el cero de su acimut esté alineado, coincidiendo con los 0° del meridiano de Greenwich. I.2 – BUFR/CREX Tabla B/11 – 6</w:t>
+      </w:r>
+    </w:p>
+    <w:p>
+      <w:r>
+        <w:rPr>
+          <w:rFonts w:ascii="Verdana" w:hAnsi="Verdana"/>
+          <w:i/>
+          <w:sz w:val="14"/>
+        </w:rPr>
+        <w:t>Note 140: El tamaño del píxel en la horizontal – 1 está dado por la posición donde el factor de escala del mapa es igual a la unidad.</w:t>
+      </w:r>
+    </w:p>
+    <w:p>
+      <w:r>
+        <w:rPr>
+          <w:rFonts w:ascii="Verdana" w:hAnsi="Verdana"/>
+          <w:i/>
+          <w:sz w:val="14"/>
+        </w:rPr>
+        <w:t>Note 141: El tamaño del píxel en la horizontal – 2 está dado por la posición donde el factor de escala del mapa es igual a la unidad.</w:t>
+      </w:r>
+    </w:p>
+    <w:p>
+      <w:r>
+        <w:rPr>
+          <w:rFonts w:ascii="Verdana" w:hAnsi="Verdana"/>
+          <w:i/>
+          <w:sz w:val="14"/>
+        </w:rPr>
+        <w:t>Note 145: La significación de los períodos o desplazamientos de tiempo se puede indicar utilizando la clave de significación del tiempo correspondiente a la referencia de tabla 0 08 021.</w:t>
+      </w:r>
+    </w:p>
+    <w:p>
+      <w:r>
+        <w:rPr>
+          <w:rFonts w:ascii="Verdana" w:hAnsi="Verdana"/>
+          <w:i/>
+          <w:sz w:val="14"/>
+        </w:rPr>
+        <w:t>Note 149: La localización del tiempo, cuando se utiliza con valores de predicción, indicará la hora del estado inicial de la predicción o el comienzo del período de predicción; cuando se utilice con promedios de conjunto de valores de predicción, la localización del tiempo indicará el estado inicial o el comienzo de la primera predicción de las que se obtienen los valores medios de conjunto</w:t>
+      </w:r>
+    </w:p>
+    <w:p>
+      <w:r>
+        <w:rPr>
+          <w:rFonts w:ascii="Verdana" w:hAnsi="Verdana"/>
+          <w:i/>
+          <w:sz w:val="14"/>
+        </w:rPr>
+        <w:t>Note 155: Esta clase también puede contener elementos relativos a los procedimientos de observación.</w:t>
+      </w:r>
+    </w:p>
+    <w:p>
+      <w:r>
+        <w:rPr>
+          <w:rFonts w:ascii="Verdana" w:hAnsi="Verdana"/>
+          <w:i/>
+          <w:sz w:val="14"/>
+        </w:rPr>
+        <w:t>Note 156: Esta clase incluirá elementos que describen los instrumentos que se utilizan para obtener los elementos meteorológicos transmitidos.</w:t>
+      </w:r>
+    </w:p>
+    <w:p>
+      <w:r>
+        <w:rPr>
+          <w:rFonts w:ascii="Verdana" w:hAnsi="Verdana"/>
+          <w:i/>
+          <w:sz w:val="14"/>
+        </w:rPr>
+        <w:t>Note 158: Respecto a los períodos o desplazamientos de tiempo, e incrementos de tiempo, será necesario determinar la localización inicial del tiempo antes de utilizarlos, y a continuación, según corresponda, se indicará la definición y significación del tiempo.</w:t>
+      </w:r>
+    </w:p>
+    <w:p>
+      <w:r>
+        <w:rPr>
+          <w:rFonts w:ascii="Verdana" w:hAnsi="Verdana"/>
+          <w:i/>
+          <w:sz w:val="14"/>
+        </w:rPr>
+        <w:t>Note 160: Se asignarán valores negativos a la radiación ascendente.</w:t>
+      </w:r>
+    </w:p>
+    <w:p>
+      <w:r>
+        <w:rPr>
+          <w:rFonts w:ascii="Verdana" w:hAnsi="Verdana"/>
+          <w:i/>
+          <w:sz w:val="14"/>
+        </w:rPr>
+        <w:t>Note 161: Se asignarán valores positivos a los componentes ascendentes w cuando las unidades sean m s–1.</w:t>
+      </w:r>
+    </w:p>
+    <w:p>
+      <w:r>
+        <w:rPr>
+          <w:rFonts w:ascii="Verdana" w:hAnsi="Verdana"/>
+          <w:i/>
+          <w:sz w:val="14"/>
+        </w:rPr>
+        <w:t>Note 162: Intervalos útiles utilizados: de 1011 Bq a 1019 Bq para emisiones; de 10–2 Bq a 107 Bq y de 10–2 mSv a 107 mSv para concentraciones y dosis.</w:t>
+      </w:r>
+    </w:p>
+    <w:p>
+      <w:r>
+        <w:rPr>
+          <w:rFonts w:ascii="Verdana" w:hAnsi="Verdana"/>
+          <w:i/>
+          <w:sz w:val="14"/>
+        </w:rPr>
+        <w:t>Note 163: Los valores de la latitud y de los incrementos de latitud quedan comprendidos entre –90 grados y +90 grados.</w:t>
+      </w:r>
+    </w:p>
+    <w:p>
+      <w:r>
+        <w:rPr>
+          <w:rFonts w:ascii="Verdana" w:hAnsi="Verdana"/>
+          <w:i/>
+          <w:sz w:val="14"/>
+        </w:rPr>
+        <w:t>Note 164: Los valores de longitud quedarán comprendidos entre –180 grados y +180 grados.</w:t>
+      </w:r>
+    </w:p>
+    <w:p>
+      <w:r>
+        <w:rPr>
+          <w:rFonts w:ascii="Verdana" w:hAnsi="Verdana"/>
+          <w:i/>
+          <w:sz w:val="14"/>
+        </w:rPr>
+        <w:t>Note 165: Se indicarán los elementos verticales y la presión para determinar los valores de estos elementos con independencia del elemento o variable que indique la coordenada vertical.</w:t>
+      </w:r>
+    </w:p>
+    <w:p>
+      <w:r>
+        <w:rPr>
+          <w:rFonts w:ascii="Verdana" w:hAnsi="Verdana"/>
+          <w:i/>
+          <w:sz w:val="14"/>
+        </w:rPr>
+        <w:t>Note 166: Se asignarán valores negativos a la longitud oeste.</w:t>
+      </w:r>
+    </w:p>
+    <w:p>
+      <w:r>
+        <w:rPr>
+          <w:rFonts w:ascii="Verdana" w:hAnsi="Verdana"/>
+          <w:i/>
+          <w:sz w:val="14"/>
+        </w:rPr>
+        <w:t>Note 167: Se asignarán valores positivos a los componentes u en sentido oeste–este.</w:t>
+      </w:r>
+    </w:p>
+    <w:p>
+      <w:r>
+        <w:rPr>
+          <w:rFonts w:ascii="Verdana" w:hAnsi="Verdana"/>
+          <w:i/>
+          <w:sz w:val="14"/>
+        </w:rPr>
+        <w:t>Note 176: Cuando sea necesario indicar más de un período o desplazamiento de tiempo para hacer indicaciones de tiempo complejas se definirán en sucesión inmediata en el siguiente orden: período conjunto (según corresponda), seguido por el período de predicción (según corresponda), seguido por el período de promedio o acumulación (según corresponda).</w:t>
+      </w:r>
+    </w:p>
+    <w:p>
+      <w:r>
+        <w:rPr>
+          <w:rFonts w:ascii="Verdana" w:hAnsi="Verdana"/>
+          <w:i/>
+          <w:sz w:val="14"/>
+        </w:rPr>
+        <w:t>Note 178: Cuando se indique la expresión “período determinado” en la columna “nombre del elemento”, deberá indicarse el período correspondiente, utilizando referencias de la Clase 04.</w:t>
+      </w:r>
+    </w:p>
+    <w:p>
+      <w:r>
+        <w:rPr>
+          <w:rFonts w:ascii="Verdana" w:hAnsi="Verdana"/>
+          <w:i/>
+          <w:sz w:val="14"/>
+        </w:rPr>
+        <w:t>Note 179: Cuando se acumulen o promedien los valores (por ejemplo en relación con un determinado período de tiempo), el número total de valores de los que se obtienen los valores acumulados o promediados podrán representarse utilizando la referencia 0 08 022.</w:t>
+      </w:r>
+    </w:p>
+    <w:p>
+      <w:r>
+        <w:rPr>
+          <w:rFonts w:ascii="Verdana" w:hAnsi="Verdana"/>
+          <w:i/>
+          <w:sz w:val="14"/>
+        </w:rPr>
+        <w:t>Note 180: Normas para la información sobre vientos: Velocidad Dirección Valor faltante Valor faltante Calma 0 0 Observación normal &gt;0 1°–360° Velocidad solamente &gt;0 Valor faltante Dirección solamente Valor faltante 1°–360° “Ligero y variable” &gt;0 0 No hay observaciones</w:t>
+      </w:r>
+    </w:p>
+    <w:p>
+      <w:r>
+        <w:rPr>
+          <w:rFonts w:ascii="Verdana" w:hAnsi="Verdana"/>
+          <w:i/>
+          <w:sz w:val="14"/>
+        </w:rPr>
+        <w:t>Note 181: Normas de notificación sobre mar de viento y olas: Observación Velocidad Dirección Ninguna observación faltante faltante Calma 0 0 Observación normal &gt;0 1–360 Velocidad únicamente &gt;0 faltante Dirección únicamente faltante 1–360 &gt;0 0 “Ligero y variable”</w:t>
+      </w:r>
+    </w:p>
     <w:sectPr>
       <w:pgSz w:w="16838" w:h="11906" w:orient="landscape"/>
       <w:pgMar w:top="850" w:right="850" w:bottom="850" w:left="850" w:header="720" w:footer="720" w:gutter="0"/>

--- a/docx/es/BUFRCREX_TableB_es_31.docx
+++ b/docx/es/BUFRCREX_TableB_es_31.docx
@@ -1579,377 +1579,6 @@
         </w:tc>
       </w:tr>
     </w:tbl>
-    <w:p/>
-    <w:p>
-      <w:r>
-        <w:rPr>
-          <w:rFonts w:ascii="Verdana" w:hAnsi="Verdana"/>
-          <w:i/>
-          <w:sz w:val="14"/>
-        </w:rPr>
-        <w:t>Note 23: El valor –0,1 kg m–2 antes de la aplicación del factor de escala (–1 después de su aplicación o en la clave CREX) indicará “trazas” (no mensurable, menos de 0,05 kg m–2).</w:t>
-      </w:r>
-    </w:p>
-    <w:p>
-      <w:r>
-        <w:rPr>
-          <w:rFonts w:ascii="Verdana" w:hAnsi="Verdana"/>
-          <w:i/>
-          <w:sz w:val="14"/>
-        </w:rPr>
-        <w:t>Note 25: Una significación definida anteriormente puede anularse transmitiendo un “valor faltante” a partir de la tabla de cifrado o de banderines apropiada.</w:t>
-      </w:r>
-    </w:p>
-    <w:p>
-      <w:r>
-        <w:rPr>
-          <w:rFonts w:ascii="Verdana" w:hAnsi="Verdana"/>
-          <w:i/>
-          <w:sz w:val="14"/>
-        </w:rPr>
-        <w:t>Note 27: Todas las horas están expresadas en Tiempo Universal Coordinado (UTC), a menos que se indique lo contrario. I.2 – BUFR/CREX Tabla B/04 – 3</w:t>
-      </w:r>
-    </w:p>
-    <w:p>
-      <w:r>
-        <w:rPr>
-          <w:rFonts w:ascii="Verdana" w:hAnsi="Verdana"/>
-          <w:i/>
-          <w:sz w:val="14"/>
-        </w:rPr>
-        <w:t>Note 32: Solo se indicará el rumbo o azimut en relación con la localización comunicada que no volverá a especificarse.</w:t>
-      </w:r>
-    </w:p>
-    <w:p>
-      <w:r>
-        <w:rPr>
-          <w:rFonts w:ascii="Verdana" w:hAnsi="Verdana"/>
-          <w:i/>
-          <w:sz w:val="14"/>
-        </w:rPr>
-        <w:t>Note 62: Tan solo se indicará la distancia en relación con la localización comunicada y el rumbo, azimut o elevación y no se volverá a especificar esta localización.</w:t>
-      </w:r>
-    </w:p>
-    <w:p>
-      <w:r>
-        <w:rPr>
-          <w:rFonts w:ascii="Verdana" w:hAnsi="Verdana"/>
-          <w:i/>
-          <w:sz w:val="14"/>
-        </w:rPr>
-        <w:t>Note 63: Se asignarán valores positivos a la radiación descendente.</w:t>
-      </w:r>
-    </w:p>
-    <w:p>
-      <w:r>
-        <w:rPr>
-          <w:rFonts w:ascii="Verdana" w:hAnsi="Verdana"/>
-          <w:i/>
-          <w:sz w:val="14"/>
-        </w:rPr>
-        <w:t>Note 64: Se asignarán valores positivos a los componentes descendentes w cuando las unidades sean Pa s –1.</w:t>
-      </w:r>
-    </w:p>
-    <w:p>
-      <w:r>
-        <w:rPr>
-          <w:rFonts w:ascii="Verdana" w:hAnsi="Verdana"/>
-          <w:i/>
-          <w:sz w:val="14"/>
-        </w:rPr>
-        <w:t>Note 66: Se asignarán valores negativos a los incrementos este-oeste.</w:t>
-      </w:r>
-    </w:p>
-    <w:p>
-      <w:r>
-        <w:rPr>
-          <w:rFonts w:ascii="Verdana" w:hAnsi="Verdana"/>
-          <w:i/>
-          <w:sz w:val="14"/>
-        </w:rPr>
-        <w:t>Note 75: Para los descriptores CREX F = B, no 0.</w:t>
-      </w:r>
-    </w:p>
-    <w:p>
-      <w:r>
-        <w:rPr>
-          <w:rFonts w:ascii="Verdana" w:hAnsi="Verdana"/>
-          <w:i/>
-          <w:sz w:val="14"/>
-        </w:rPr>
-        <w:t>Note 92: Para distinguir claramente los casos de datos faltantes y de píxeles saturados, los datos de imagen de n bits deberían cifrarse utilizando una anchura de datos de n + 1. Si tal descriptor no está disponible ya en la Clase 30, debería utilizarse un descriptor de operación 2 01 YYY para modificar la anchura de datos de la entrada existente, si fuese necesario. I.2 – BUFR/CREX Tabla B/30 – 1</w:t>
-      </w:r>
-    </w:p>
-    <w:p>
-      <w:r>
-        <w:rPr>
-          <w:rFonts w:ascii="Verdana" w:hAnsi="Verdana"/>
-          <w:i/>
-          <w:sz w:val="14"/>
-        </w:rPr>
-        <w:t>Note 105: Para indicar períodos de tiempo o desplazamientos que preceden al tiempo definido actualmente se emplearán períodos de tiempo negativos o desplazamientos.</w:t>
-      </w:r>
-    </w:p>
-    <w:p>
-      <w:r>
-        <w:rPr>
-          <w:rFonts w:ascii="Verdana" w:hAnsi="Verdana"/>
-          <w:i/>
-          <w:sz w:val="14"/>
-        </w:rPr>
-        <w:t>Note 110: Se asignarán valores negativos a los incrementos norte-sur.</w:t>
-      </w:r>
-    </w:p>
-    <w:p>
-      <w:r>
-        <w:rPr>
-          <w:rFonts w:ascii="Verdana" w:hAnsi="Verdana"/>
-          <w:i/>
-          <w:sz w:val="14"/>
-        </w:rPr>
-        <w:t>Note 115: La anchura de datos de los píxeles puede cambiarse mediante el descriptor 2 01 YYY.</w:t>
-      </w:r>
-    </w:p>
-    <w:p>
-      <w:r>
-        <w:rPr>
-          <w:rFonts w:ascii="Verdana" w:hAnsi="Verdana"/>
-          <w:i/>
-          <w:sz w:val="14"/>
-        </w:rPr>
-        <w:t>Note 121: En relación con determinados elementos de esta clase, pueden consignarse algunas indicaciones sobre la precisión prevista.</w:t>
-      </w:r>
-    </w:p>
-    <w:p>
-      <w:r>
-        <w:rPr>
-          <w:rFonts w:ascii="Verdana" w:hAnsi="Verdana"/>
-          <w:i/>
-          <w:sz w:val="14"/>
-        </w:rPr>
-        <w:t>Note 122: Se asignarán valores negativos a la latitud sur.</w:t>
-      </w:r>
-    </w:p>
-    <w:p>
-      <w:r>
-        <w:rPr>
-          <w:rFonts w:ascii="Verdana" w:hAnsi="Verdana"/>
-          <w:i/>
-          <w:sz w:val="14"/>
-        </w:rPr>
-        <w:t>Note 123: Se asignarán valores positivos a los componentes v en sentido sur–norte.</w:t>
-      </w:r>
-    </w:p>
-    <w:p>
-      <w:r>
-        <w:rPr>
-          <w:rFonts w:ascii="Verdana" w:hAnsi="Verdana"/>
-          <w:i/>
-          <w:sz w:val="14"/>
-        </w:rPr>
-        <w:t>Note 126: Los informes sobre la dirección del viento de superficie resultantes de mediciones dentro del 1° del Polo Norte o del Polo Sur se notificarán de manera que el cero de su acimut esté alineado, coincidiendo con los 0° del meridiano de Greenwich. I.2 – BUFR/CREX Tabla B/11 – 6</w:t>
-      </w:r>
-    </w:p>
-    <w:p>
-      <w:r>
-        <w:rPr>
-          <w:rFonts w:ascii="Verdana" w:hAnsi="Verdana"/>
-          <w:i/>
-          <w:sz w:val="14"/>
-        </w:rPr>
-        <w:t>Note 140: El tamaño del píxel en la horizontal – 1 está dado por la posición donde el factor de escala del mapa es igual a la unidad.</w:t>
-      </w:r>
-    </w:p>
-    <w:p>
-      <w:r>
-        <w:rPr>
-          <w:rFonts w:ascii="Verdana" w:hAnsi="Verdana"/>
-          <w:i/>
-          <w:sz w:val="14"/>
-        </w:rPr>
-        <w:t>Note 141: El tamaño del píxel en la horizontal – 2 está dado por la posición donde el factor de escala del mapa es igual a la unidad.</w:t>
-      </w:r>
-    </w:p>
-    <w:p>
-      <w:r>
-        <w:rPr>
-          <w:rFonts w:ascii="Verdana" w:hAnsi="Verdana"/>
-          <w:i/>
-          <w:sz w:val="14"/>
-        </w:rPr>
-        <w:t>Note 145: La significación de los períodos o desplazamientos de tiempo se puede indicar utilizando la clave de significación del tiempo correspondiente a la referencia de tabla 0 08 021.</w:t>
-      </w:r>
-    </w:p>
-    <w:p>
-      <w:r>
-        <w:rPr>
-          <w:rFonts w:ascii="Verdana" w:hAnsi="Verdana"/>
-          <w:i/>
-          <w:sz w:val="14"/>
-        </w:rPr>
-        <w:t>Note 149: La localización del tiempo, cuando se utiliza con valores de predicción, indicará la hora del estado inicial de la predicción o el comienzo del período de predicción; cuando se utilice con promedios de conjunto de valores de predicción, la localización del tiempo indicará el estado inicial o el comienzo de la primera predicción de las que se obtienen los valores medios de conjunto</w:t>
-      </w:r>
-    </w:p>
-    <w:p>
-      <w:r>
-        <w:rPr>
-          <w:rFonts w:ascii="Verdana" w:hAnsi="Verdana"/>
-          <w:i/>
-          <w:sz w:val="14"/>
-        </w:rPr>
-        <w:t>Note 155: Esta clase también puede contener elementos relativos a los procedimientos de observación.</w:t>
-      </w:r>
-    </w:p>
-    <w:p>
-      <w:r>
-        <w:rPr>
-          <w:rFonts w:ascii="Verdana" w:hAnsi="Verdana"/>
-          <w:i/>
-          <w:sz w:val="14"/>
-        </w:rPr>
-        <w:t>Note 156: Esta clase incluirá elementos que describen los instrumentos que se utilizan para obtener los elementos meteorológicos transmitidos.</w:t>
-      </w:r>
-    </w:p>
-    <w:p>
-      <w:r>
-        <w:rPr>
-          <w:rFonts w:ascii="Verdana" w:hAnsi="Verdana"/>
-          <w:i/>
-          <w:sz w:val="14"/>
-        </w:rPr>
-        <w:t>Note 158: Respecto a los períodos o desplazamientos de tiempo, e incrementos de tiempo, será necesario determinar la localización inicial del tiempo antes de utilizarlos, y a continuación, según corresponda, se indicará la definición y significación del tiempo.</w:t>
-      </w:r>
-    </w:p>
-    <w:p>
-      <w:r>
-        <w:rPr>
-          <w:rFonts w:ascii="Verdana" w:hAnsi="Verdana"/>
-          <w:i/>
-          <w:sz w:val="14"/>
-        </w:rPr>
-        <w:t>Note 160: Se asignarán valores negativos a la radiación ascendente.</w:t>
-      </w:r>
-    </w:p>
-    <w:p>
-      <w:r>
-        <w:rPr>
-          <w:rFonts w:ascii="Verdana" w:hAnsi="Verdana"/>
-          <w:i/>
-          <w:sz w:val="14"/>
-        </w:rPr>
-        <w:t>Note 161: Se asignarán valores positivos a los componentes ascendentes w cuando las unidades sean m s–1.</w:t>
-      </w:r>
-    </w:p>
-    <w:p>
-      <w:r>
-        <w:rPr>
-          <w:rFonts w:ascii="Verdana" w:hAnsi="Verdana"/>
-          <w:i/>
-          <w:sz w:val="14"/>
-        </w:rPr>
-        <w:t>Note 162: Intervalos útiles utilizados: de 1011 Bq a 1019 Bq para emisiones; de 10–2 Bq a 107 Bq y de 10–2 mSv a 107 mSv para concentraciones y dosis.</w:t>
-      </w:r>
-    </w:p>
-    <w:p>
-      <w:r>
-        <w:rPr>
-          <w:rFonts w:ascii="Verdana" w:hAnsi="Verdana"/>
-          <w:i/>
-          <w:sz w:val="14"/>
-        </w:rPr>
-        <w:t>Note 163: Los valores de la latitud y de los incrementos de latitud quedan comprendidos entre –90 grados y +90 grados.</w:t>
-      </w:r>
-    </w:p>
-    <w:p>
-      <w:r>
-        <w:rPr>
-          <w:rFonts w:ascii="Verdana" w:hAnsi="Verdana"/>
-          <w:i/>
-          <w:sz w:val="14"/>
-        </w:rPr>
-        <w:t>Note 164: Los valores de longitud quedarán comprendidos entre –180 grados y +180 grados.</w:t>
-      </w:r>
-    </w:p>
-    <w:p>
-      <w:r>
-        <w:rPr>
-          <w:rFonts w:ascii="Verdana" w:hAnsi="Verdana"/>
-          <w:i/>
-          <w:sz w:val="14"/>
-        </w:rPr>
-        <w:t>Note 165: Se indicarán los elementos verticales y la presión para determinar los valores de estos elementos con independencia del elemento o variable que indique la coordenada vertical.</w:t>
-      </w:r>
-    </w:p>
-    <w:p>
-      <w:r>
-        <w:rPr>
-          <w:rFonts w:ascii="Verdana" w:hAnsi="Verdana"/>
-          <w:i/>
-          <w:sz w:val="14"/>
-        </w:rPr>
-        <w:t>Note 166: Se asignarán valores negativos a la longitud oeste.</w:t>
-      </w:r>
-    </w:p>
-    <w:p>
-      <w:r>
-        <w:rPr>
-          <w:rFonts w:ascii="Verdana" w:hAnsi="Verdana"/>
-          <w:i/>
-          <w:sz w:val="14"/>
-        </w:rPr>
-        <w:t>Note 167: Se asignarán valores positivos a los componentes u en sentido oeste–este.</w:t>
-      </w:r>
-    </w:p>
-    <w:p>
-      <w:r>
-        <w:rPr>
-          <w:rFonts w:ascii="Verdana" w:hAnsi="Verdana"/>
-          <w:i/>
-          <w:sz w:val="14"/>
-        </w:rPr>
-        <w:t>Note 176: Cuando sea necesario indicar más de un período o desplazamiento de tiempo para hacer indicaciones de tiempo complejas se definirán en sucesión inmediata en el siguiente orden: período conjunto (según corresponda), seguido por el período de predicción (según corresponda), seguido por el período de promedio o acumulación (según corresponda).</w:t>
-      </w:r>
-    </w:p>
-    <w:p>
-      <w:r>
-        <w:rPr>
-          <w:rFonts w:ascii="Verdana" w:hAnsi="Verdana"/>
-          <w:i/>
-          <w:sz w:val="14"/>
-        </w:rPr>
-        <w:t>Note 178: Cuando se indique la expresión “período determinado” en la columna “nombre del elemento”, deberá indicarse el período correspondiente, utilizando referencias de la Clase 04.</w:t>
-      </w:r>
-    </w:p>
-    <w:p>
-      <w:r>
-        <w:rPr>
-          <w:rFonts w:ascii="Verdana" w:hAnsi="Verdana"/>
-          <w:i/>
-          <w:sz w:val="14"/>
-        </w:rPr>
-        <w:t>Note 179: Cuando se acumulen o promedien los valores (por ejemplo en relación con un determinado período de tiempo), el número total de valores de los que se obtienen los valores acumulados o promediados podrán representarse utilizando la referencia 0 08 022.</w:t>
-      </w:r>
-    </w:p>
-    <w:p>
-      <w:r>
-        <w:rPr>
-          <w:rFonts w:ascii="Verdana" w:hAnsi="Verdana"/>
-          <w:i/>
-          <w:sz w:val="14"/>
-        </w:rPr>
-        <w:t>Note 180: Normas para la información sobre vientos: Velocidad Dirección Valor faltante Valor faltante Calma 0 0 Observación normal &gt;0 1°–360° Velocidad solamente &gt;0 Valor faltante Dirección solamente Valor faltante 1°–360° “Ligero y variable” &gt;0 0 No hay observaciones</w:t>
-      </w:r>
-    </w:p>
-    <w:p>
-      <w:r>
-        <w:rPr>
-          <w:rFonts w:ascii="Verdana" w:hAnsi="Verdana"/>
-          <w:i/>
-          <w:sz w:val="14"/>
-        </w:rPr>
-        <w:t>Note 181: Normas de notificación sobre mar de viento y olas: Observación Velocidad Dirección Ninguna observación faltante faltante Calma 0 0 Observación normal &gt;0 1–360 Velocidad únicamente &gt;0 faltante Dirección únicamente faltante 1–360 &gt;0 0 “Ligero y variable”</w:t>
-      </w:r>
-    </w:p>
     <w:sectPr>
       <w:pgSz w:w="16838" w:h="11906" w:orient="landscape"/>
       <w:pgMar w:top="850" w:right="850" w:bottom="850" w:left="850" w:header="720" w:footer="720" w:gutter="0"/>
